--- a/restoration_project/FINAL_DOCUMENT.docx
+++ b/restoration_project/FINAL_DOCUMENT.docx
@@ -98,20 +98,6 @@
     </w:p>
     <w:p>
       <w:pPr>
-        <w:spacing w:after="120" w:line="276" w:lineRule="auto"/>
-      </w:pPr>
-      <w:r>
-        <w:rPr>
-          <w:rFonts w:ascii="Times New Roman" w:hAnsi="Times New Roman" w:cs="Times New Roman"/>
-          <w:b w:val="0"/>
-          <w:i w:val="0"/>
-          <w:sz w:val="22"/>
-        </w:rPr>
-        <w:t>*Framework for Los Angeles County Operational Guidelines* Prepared by the URVI Guidelines Committee Los Angeles County Public Safety Agencies</w:t>
-      </w:r>
-    </w:p>
-    <w:p>
-      <w:pPr>
         <w:pStyle w:val="Heading2"/>
         <w:spacing w:before="240" w:after="120"/>
         <w:keepNext/>
@@ -132,1203 +118,26 @@
       </w:r>
     </w:p>
     <w:p>
-      <w:pPr>
-        <w:pStyle w:val="ListNumber"/>
-        <w:spacing w:after="60"/>
-      </w:pPr>
+      <w:r>
+        <w:fldChar w:fldCharType="begin" w:dirty="true"/>
+      </w:r>
+      <w:r>
+        <w:instrText xml:space="preserve"> TOC \o "1-3" \h \z \u </w:instrText>
+      </w:r>
+      <w:r>
+        <w:fldChar w:fldCharType="separate"/>
+      </w:r>
       <w:r>
         <w:rPr>
           <w:rFonts w:ascii="Times New Roman" w:hAnsi="Times New Roman" w:cs="Times New Roman"/>
           <w:b w:val="0"/>
-          <w:i w:val="0"/>
-          <w:sz w:val="22"/>
-        </w:rPr>
-        <w:t>EXECUTIVE SUMMARY — 3</w:t>
-      </w:r>
-    </w:p>
-    <w:p>
-      <w:pPr>
-        <w:pStyle w:val="ListBullet"/>
-        <w:spacing w:after="60"/>
-      </w:pPr>
-      <w:r>
-        <w:rPr>
-          <w:rFonts w:ascii="Times New Roman" w:hAnsi="Times New Roman" w:cs="Times New Roman"/>
-          <w:b w:val="0"/>
-          <w:i w:val="0"/>
-          <w:sz w:val="22"/>
-        </w:rPr>
-        <w:t>1.1 Preamble — 3</w:t>
-      </w:r>
-    </w:p>
-    <w:p>
-      <w:pPr>
-        <w:pStyle w:val="ListBullet"/>
-        <w:spacing w:after="60"/>
-      </w:pPr>
-      <w:r>
-        <w:rPr>
-          <w:rFonts w:ascii="Times New Roman" w:hAnsi="Times New Roman" w:cs="Times New Roman"/>
-          <w:b w:val="0"/>
-          <w:i w:val="0"/>
-          <w:sz w:val="22"/>
-        </w:rPr>
-        <w:t>1.2 Vision and Objectives — 3</w:t>
-      </w:r>
-    </w:p>
-    <w:p>
-      <w:pPr>
-        <w:pStyle w:val="ListBullet"/>
-        <w:spacing w:after="60"/>
-      </w:pPr>
-      <w:r>
-        <w:rPr>
-          <w:rFonts w:ascii="Times New Roman" w:hAnsi="Times New Roman" w:cs="Times New Roman"/>
-          <w:b w:val="0"/>
-          <w:i w:val="0"/>
-          <w:sz w:val="22"/>
-        </w:rPr>
-        <w:t>1.3 Target Audience — 3</w:t>
-      </w:r>
-    </w:p>
-    <w:p>
-      <w:pPr>
-        <w:pStyle w:val="ListBullet"/>
-        <w:spacing w:after="60"/>
-      </w:pPr>
-      <w:r>
-        <w:rPr>
-          <w:rFonts w:ascii="Times New Roman" w:hAnsi="Times New Roman" w:cs="Times New Roman"/>
-          <w:b w:val="0"/>
-          <w:i w:val="0"/>
-          <w:sz w:val="22"/>
-        </w:rPr>
-        <w:t>1.4 The Los Angeles County Operational Environment — 3</w:t>
-      </w:r>
-    </w:p>
-    <w:p>
-      <w:pPr>
-        <w:pStyle w:val="ListBullet"/>
-        <w:spacing w:after="60"/>
-      </w:pPr>
-      <w:r>
-        <w:rPr>
-          <w:rFonts w:ascii="Times New Roman" w:hAnsi="Times New Roman" w:cs="Times New Roman"/>
-          <w:b w:val="0"/>
-          <w:i w:val="0"/>
-          <w:sz w:val="22"/>
-        </w:rPr>
-        <w:t>1.5 Alignment with National Doctrine — 4</w:t>
-      </w:r>
-    </w:p>
-    <w:p>
-      <w:pPr>
-        <w:pStyle w:val="ListBullet"/>
-        <w:spacing w:after="60"/>
-      </w:pPr>
-      <w:r>
-        <w:rPr>
-          <w:rFonts w:ascii="Times New Roman" w:hAnsi="Times New Roman" w:cs="Times New Roman"/>
-          <w:b w:val="0"/>
-          <w:i w:val="0"/>
-          <w:sz w:val="22"/>
-        </w:rPr>
-        <w:t>1.6 Scope of Covered Incidents — 4</w:t>
-      </w:r>
-    </w:p>
-    <w:p>
-      <w:pPr>
-        <w:pStyle w:val="ListBullet"/>
-        <w:spacing w:after="60"/>
-      </w:pPr>
-      <w:r>
-        <w:rPr>
-          <w:rFonts w:ascii="Times New Roman" w:hAnsi="Times New Roman" w:cs="Times New Roman"/>
-          <w:b w:val="0"/>
-          <w:i w:val="0"/>
-          <w:sz w:val="22"/>
-        </w:rPr>
-        <w:t>1.7 Consequences of Breaking from Doctrine — 4</w:t>
-      </w:r>
-    </w:p>
-    <w:p>
-      <w:pPr>
-        <w:pStyle w:val="ListNumber"/>
-        <w:spacing w:after="60"/>
-      </w:pPr>
-      <w:r>
-        <w:rPr>
-          <w:rFonts w:ascii="Times New Roman" w:hAnsi="Times New Roman" w:cs="Times New Roman"/>
-          <w:b w:val="0"/>
-          <w:i w:val="0"/>
-          <w:sz w:val="22"/>
-        </w:rPr>
-        <w:t>NATIONAL DOCTRINE FOUNDATION — 4</w:t>
-      </w:r>
-    </w:p>
-    <w:p>
-      <w:pPr>
-        <w:pStyle w:val="ListBullet"/>
-        <w:spacing w:after="60"/>
-      </w:pPr>
-      <w:r>
-        <w:rPr>
-          <w:rFonts w:ascii="Times New Roman" w:hAnsi="Times New Roman" w:cs="Times New Roman"/>
-          <w:b w:val="0"/>
-          <w:i w:val="0"/>
-          <w:sz w:val="22"/>
-        </w:rPr>
-        <w:t>2.1 Core NIMS Principles — 4</w:t>
-      </w:r>
-    </w:p>
-    <w:p>
-      <w:pPr>
-        <w:pStyle w:val="ListBullet"/>
-        <w:spacing w:after="60"/>
-      </w:pPr>
-      <w:r>
-        <w:rPr>
-          <w:rFonts w:ascii="Times New Roman" w:hAnsi="Times New Roman" w:cs="Times New Roman"/>
-          <w:b w:val="0"/>
-          <w:i w:val="0"/>
-          <w:sz w:val="22"/>
-        </w:rPr>
-        <w:t>2.2 NFPA 3000 as a Guiding Standard — 4</w:t>
-      </w:r>
-    </w:p>
-    <w:p>
-      <w:pPr>
-        <w:pStyle w:val="ListNumber"/>
-        <w:spacing w:after="60"/>
-      </w:pPr>
-      <w:r>
-        <w:rPr>
-          <w:rFonts w:ascii="Times New Roman" w:hAnsi="Times New Roman" w:cs="Times New Roman"/>
-          <w:b w:val="0"/>
-          <w:i w:val="0"/>
-          <w:sz w:val="22"/>
-        </w:rPr>
-        <w:t>INCIDENT TYPES: DYNAMIC VS. STATIC SCENARIOS — 5</w:t>
-      </w:r>
-    </w:p>
-    <w:p>
-      <w:pPr>
-        <w:pStyle w:val="ListBullet"/>
-        <w:spacing w:after="60"/>
-      </w:pPr>
-      <w:r>
-        <w:rPr>
-          <w:rFonts w:ascii="Times New Roman" w:hAnsi="Times New Roman" w:cs="Times New Roman"/>
-          <w:b w:val="0"/>
-          <w:i w:val="0"/>
-          <w:sz w:val="22"/>
-        </w:rPr>
-        <w:t>3.1 Dynamic Incidents — 5</w:t>
-      </w:r>
-    </w:p>
-    <w:p>
-      <w:pPr>
-        <w:pStyle w:val="ListBullet"/>
-        <w:spacing w:after="60"/>
-      </w:pPr>
-      <w:r>
-        <w:rPr>
-          <w:rFonts w:ascii="Times New Roman" w:hAnsi="Times New Roman" w:cs="Times New Roman"/>
-          <w:b w:val="0"/>
-          <w:i w:val="0"/>
-          <w:sz w:val="22"/>
-        </w:rPr>
-        <w:t>3.2 Static or Contained Incidents — 5</w:t>
-      </w:r>
-    </w:p>
-    <w:p>
-      <w:pPr>
-        <w:pStyle w:val="ListBullet"/>
-        <w:spacing w:after="60"/>
-      </w:pPr>
-      <w:r>
-        <w:rPr>
-          <w:rFonts w:ascii="Times New Roman" w:hAnsi="Times New Roman" w:cs="Times New Roman"/>
-          <w:b w:val="0"/>
-          <w:i w:val="0"/>
-          <w:sz w:val="22"/>
-        </w:rPr>
-        <w:t>3.3 Transitioning Between Types — 5</w:t>
-      </w:r>
-    </w:p>
-    <w:p>
-      <w:pPr>
-        <w:pStyle w:val="ListNumber"/>
-        <w:spacing w:after="60"/>
-      </w:pPr>
-      <w:r>
-        <w:rPr>
-          <w:rFonts w:ascii="Times New Roman" w:hAnsi="Times New Roman" w:cs="Times New Roman"/>
-          <w:b w:val="0"/>
-          <w:i w:val="0"/>
-          <w:sz w:val="22"/>
-        </w:rPr>
-        <w:t>THREE-PHASE RESPONSE MODEL — 5</w:t>
-      </w:r>
-    </w:p>
-    <w:p>
-      <w:pPr>
-        <w:pStyle w:val="ListBullet"/>
-        <w:spacing w:after="60"/>
-      </w:pPr>
-      <w:r>
-        <w:rPr>
-          <w:rFonts w:ascii="Times New Roman" w:hAnsi="Times New Roman" w:cs="Times New Roman"/>
-          <w:b w:val="0"/>
-          <w:i w:val="0"/>
-          <w:sz w:val="22"/>
-        </w:rPr>
-        <w:t>4.1 Phase 1 – Stop the Killing — 6</w:t>
-      </w:r>
-    </w:p>
-    <w:p>
-      <w:pPr>
-        <w:pStyle w:val="ListBullet"/>
-        <w:spacing w:after="60"/>
-      </w:pPr>
-      <w:r>
-        <w:rPr>
-          <w:rFonts w:ascii="Times New Roman" w:hAnsi="Times New Roman" w:cs="Times New Roman"/>
-          <w:b w:val="0"/>
-          <w:i w:val="0"/>
-          <w:sz w:val="22"/>
-        </w:rPr>
-        <w:t>4.1.1 Law Enforcement Priorities — 6</w:t>
-      </w:r>
-    </w:p>
-    <w:p>
-      <w:pPr>
-        <w:pStyle w:val="ListBullet"/>
-        <w:spacing w:after="60"/>
-      </w:pPr>
-      <w:r>
-        <w:rPr>
-          <w:rFonts w:ascii="Times New Roman" w:hAnsi="Times New Roman" w:cs="Times New Roman"/>
-          <w:b w:val="0"/>
-          <w:i w:val="0"/>
-          <w:sz w:val="22"/>
-        </w:rPr>
-        <w:t>4.1.2 Solo Officer Engagement — 6</w:t>
-      </w:r>
-    </w:p>
-    <w:p>
-      <w:pPr>
-        <w:pStyle w:val="ListBullet"/>
-        <w:spacing w:after="60"/>
-      </w:pPr>
-      <w:r>
-        <w:rPr>
-          <w:rFonts w:ascii="Times New Roman" w:hAnsi="Times New Roman" w:cs="Times New Roman"/>
-          <w:b w:val="0"/>
-          <w:i w:val="0"/>
-          <w:sz w:val="22"/>
-        </w:rPr>
-        <w:t>4.1.3 Contact Team Deployment — 6</w:t>
-      </w:r>
-    </w:p>
-    <w:p>
-      <w:pPr>
-        <w:pStyle w:val="ListBullet"/>
-        <w:spacing w:after="60"/>
-      </w:pPr>
-      <w:r>
-        <w:rPr>
-          <w:rFonts w:ascii="Times New Roman" w:hAnsi="Times New Roman" w:cs="Times New Roman"/>
-          <w:b w:val="0"/>
-          <w:i w:val="0"/>
-          <w:sz w:val="22"/>
-        </w:rPr>
-        <w:t>4.1.4 Maintaining Command During Tactical Entry — 6</w:t>
-      </w:r>
-    </w:p>
-    <w:p>
-      <w:pPr>
-        <w:pStyle w:val="ListBullet"/>
-        <w:spacing w:after="60"/>
-      </w:pPr>
-      <w:r>
-        <w:rPr>
-          <w:rFonts w:ascii="Times New Roman" w:hAnsi="Times New Roman" w:cs="Times New Roman"/>
-          <w:b w:val="0"/>
-          <w:i w:val="0"/>
-          <w:sz w:val="22"/>
-        </w:rPr>
-        <w:t>4.1.5 Supervisor Responsibilities — 7</w:t>
-      </w:r>
-    </w:p>
-    <w:p>
-      <w:pPr>
-        <w:pStyle w:val="ListBullet"/>
-        <w:spacing w:after="60"/>
-      </w:pPr>
-      <w:r>
-        <w:rPr>
-          <w:rFonts w:ascii="Times New Roman" w:hAnsi="Times New Roman" w:cs="Times New Roman"/>
-          <w:b w:val="0"/>
-          <w:i w:val="0"/>
-          <w:sz w:val="22"/>
-        </w:rPr>
-        <w:t>4.2 Phase 2 – Stop the Dying — 7</w:t>
-      </w:r>
-    </w:p>
-    <w:p>
-      <w:pPr>
-        <w:pStyle w:val="ListBullet"/>
-        <w:spacing w:after="60"/>
-      </w:pPr>
-      <w:r>
-        <w:rPr>
-          <w:rFonts w:ascii="Times New Roman" w:hAnsi="Times New Roman" w:cs="Times New Roman"/>
-          <w:b w:val="0"/>
-          <w:i w:val="0"/>
-          <w:sz w:val="22"/>
-        </w:rPr>
-        <w:t>4.2.1 Considerations for RTF Deployment — 7</w:t>
-      </w:r>
-    </w:p>
-    <w:p>
-      <w:pPr>
-        <w:pStyle w:val="ListBullet"/>
-        <w:spacing w:after="60"/>
-      </w:pPr>
-      <w:r>
-        <w:rPr>
-          <w:rFonts w:ascii="Times New Roman" w:hAnsi="Times New Roman" w:cs="Times New Roman"/>
-          <w:b w:val="0"/>
-          <w:i w:val="0"/>
-          <w:sz w:val="22"/>
-        </w:rPr>
-        <w:t>4.2.2 Operational Zone Definitions — 7</w:t>
-      </w:r>
-    </w:p>
-    <w:p>
-      <w:pPr>
-        <w:pStyle w:val="ListBullet"/>
-        <w:spacing w:after="60"/>
-      </w:pPr>
-      <w:r>
-        <w:rPr>
-          <w:rFonts w:ascii="Times New Roman" w:hAnsi="Times New Roman" w:cs="Times New Roman"/>
-          <w:b w:val="0"/>
-          <w:i w:val="0"/>
-          <w:sz w:val="22"/>
-        </w:rPr>
-        <w:t>4.2.3 RTF Functions — 7</w:t>
-      </w:r>
-    </w:p>
-    <w:p>
-      <w:pPr>
-        <w:pStyle w:val="ListBullet"/>
-        <w:spacing w:after="60"/>
-      </w:pPr>
-      <w:r>
-        <w:rPr>
-          <w:rFonts w:ascii="Times New Roman" w:hAnsi="Times New Roman" w:cs="Times New Roman"/>
-          <w:b w:val="0"/>
-          <w:i w:val="0"/>
-          <w:sz w:val="22"/>
-        </w:rPr>
-        <w:t>4.2.4 Tactical Emergency Medical Priorities — 8</w:t>
-      </w:r>
-    </w:p>
-    <w:p>
-      <w:pPr>
-        <w:pStyle w:val="ListBullet"/>
-        <w:spacing w:after="60"/>
-      </w:pPr>
-      <w:r>
-        <w:rPr>
-          <w:rFonts w:ascii="Times New Roman" w:hAnsi="Times New Roman" w:cs="Times New Roman"/>
-          <w:b w:val="0"/>
-          <w:i w:val="0"/>
-          <w:sz w:val="22"/>
-        </w:rPr>
-        <w:t>4.2.5 Coordinating Medical and Security Operations — 8</w:t>
-      </w:r>
-    </w:p>
-    <w:p>
-      <w:pPr>
-        <w:pStyle w:val="ListBullet"/>
-        <w:spacing w:after="60"/>
-      </w:pPr>
-      <w:r>
-        <w:rPr>
-          <w:rFonts w:ascii="Times New Roman" w:hAnsi="Times New Roman" w:cs="Times New Roman"/>
-          <w:b w:val="0"/>
-          <w:i w:val="0"/>
-          <w:sz w:val="22"/>
-        </w:rPr>
-        <w:t>4.3 Phase 3 – Recovery and Transition — 8</w:t>
-      </w:r>
-    </w:p>
-    <w:p>
-      <w:pPr>
-        <w:pStyle w:val="ListBullet"/>
-        <w:spacing w:after="60"/>
-      </w:pPr>
-      <w:r>
-        <w:rPr>
-          <w:rFonts w:ascii="Times New Roman" w:hAnsi="Times New Roman" w:cs="Times New Roman"/>
-          <w:b w:val="0"/>
-          <w:i w:val="0"/>
-          <w:sz w:val="22"/>
-        </w:rPr>
-        <w:t>4.3.1 Command Priorities — 8</w:t>
-      </w:r>
-    </w:p>
-    <w:p>
-      <w:pPr>
-        <w:pStyle w:val="ListNumber"/>
-        <w:spacing w:after="60"/>
-      </w:pPr>
-      <w:r>
-        <w:rPr>
-          <w:rFonts w:ascii="Times New Roman" w:hAnsi="Times New Roman" w:cs="Times New Roman"/>
-          <w:b w:val="0"/>
-          <w:i w:val="0"/>
-          <w:sz w:val="22"/>
-        </w:rPr>
-        <w:t>COMMAND PROCEDURES — 9</w:t>
-      </w:r>
-    </w:p>
-    <w:p>
-      <w:pPr>
-        <w:pStyle w:val="ListBullet"/>
-        <w:spacing w:after="60"/>
-      </w:pPr>
-      <w:r>
-        <w:rPr>
-          <w:rFonts w:ascii="Times New Roman" w:hAnsi="Times New Roman" w:cs="Times New Roman"/>
-          <w:b w:val="0"/>
-          <w:i w:val="0"/>
-          <w:sz w:val="22"/>
-        </w:rPr>
-        <w:t>5.1 First Officer on Scene — 9</w:t>
-      </w:r>
-    </w:p>
-    <w:p>
-      <w:pPr>
-        <w:pStyle w:val="ListBullet"/>
-        <w:spacing w:after="60"/>
-      </w:pPr>
-      <w:r>
-        <w:rPr>
-          <w:rFonts w:ascii="Times New Roman" w:hAnsi="Times New Roman" w:cs="Times New Roman"/>
-          <w:b w:val="0"/>
-          <w:i w:val="0"/>
-          <w:sz w:val="22"/>
-        </w:rPr>
-        <w:t>5.1.1 Responsibilities — 9</w:t>
-      </w:r>
-    </w:p>
-    <w:p>
-      <w:pPr>
-        <w:pStyle w:val="ListBullet"/>
-        <w:spacing w:after="60"/>
-      </w:pPr>
-      <w:r>
-        <w:rPr>
-          <w:rFonts w:ascii="Times New Roman" w:hAnsi="Times New Roman" w:cs="Times New Roman"/>
-          <w:b w:val="0"/>
-          <w:i w:val="0"/>
-          <w:sz w:val="22"/>
-        </w:rPr>
-        <w:t>5.1.2 Initial Radio Communication — 9</w:t>
-      </w:r>
-    </w:p>
-    <w:p>
-      <w:pPr>
-        <w:pStyle w:val="ListBullet"/>
-        <w:spacing w:after="60"/>
-      </w:pPr>
-      <w:r>
-        <w:rPr>
-          <w:rFonts w:ascii="Times New Roman" w:hAnsi="Times New Roman" w:cs="Times New Roman"/>
-          <w:b w:val="0"/>
-          <w:i w:val="0"/>
-          <w:sz w:val="22"/>
-        </w:rPr>
-        <w:t>5.2 Mobile Command — 9</w:t>
-      </w:r>
-    </w:p>
-    <w:p>
-      <w:pPr>
-        <w:pStyle w:val="ListBullet"/>
-        <w:spacing w:after="60"/>
-      </w:pPr>
-      <w:r>
-        <w:rPr>
-          <w:rFonts w:ascii="Times New Roman" w:hAnsi="Times New Roman" w:cs="Times New Roman"/>
-          <w:b w:val="0"/>
-          <w:i w:val="0"/>
-          <w:sz w:val="22"/>
-        </w:rPr>
-        <w:t>5.3 Role of Second Supervisor — 9</w:t>
-      </w:r>
-    </w:p>
-    <w:p>
-      <w:pPr>
-        <w:pStyle w:val="ListBullet"/>
-        <w:spacing w:after="60"/>
-      </w:pPr>
-      <w:r>
-        <w:rPr>
-          <w:rFonts w:ascii="Times New Roman" w:hAnsi="Times New Roman" w:cs="Times New Roman"/>
-          <w:b w:val="0"/>
-          <w:i w:val="0"/>
-          <w:sz w:val="22"/>
-        </w:rPr>
-        <w:t>5.4 Transfer of Command — 9</w:t>
-      </w:r>
-    </w:p>
-    <w:p>
-      <w:pPr>
-        <w:pStyle w:val="ListBullet"/>
-        <w:spacing w:after="60"/>
-      </w:pPr>
-      <w:r>
-        <w:rPr>
-          <w:rFonts w:ascii="Times New Roman" w:hAnsi="Times New Roman" w:cs="Times New Roman"/>
-          <w:b w:val="0"/>
-          <w:i w:val="0"/>
-          <w:sz w:val="22"/>
-        </w:rPr>
-        <w:t>5.5 Transition from Mobile to Fixed Command Post — 10</w:t>
-      </w:r>
-    </w:p>
-    <w:p>
-      <w:pPr>
-        <w:pStyle w:val="ListNumber"/>
-        <w:spacing w:after="60"/>
-      </w:pPr>
-      <w:r>
-        <w:rPr>
-          <w:rFonts w:ascii="Times New Roman" w:hAnsi="Times New Roman" w:cs="Times New Roman"/>
-          <w:b w:val="0"/>
-          <w:i w:val="0"/>
-          <w:sz w:val="22"/>
-        </w:rPr>
-        <w:t>UNIFIED COMMAND — 10</w:t>
-      </w:r>
-    </w:p>
-    <w:p>
-      <w:pPr>
-        <w:pStyle w:val="ListBullet"/>
-        <w:spacing w:after="60"/>
-      </w:pPr>
-      <w:r>
-        <w:rPr>
-          <w:rFonts w:ascii="Times New Roman" w:hAnsi="Times New Roman" w:cs="Times New Roman"/>
-          <w:b w:val="0"/>
-          <w:i w:val="0"/>
-          <w:sz w:val="22"/>
-        </w:rPr>
-        <w:t>6.1 Purpose and Importance — 10</w:t>
-      </w:r>
-    </w:p>
-    <w:p>
-      <w:pPr>
-        <w:pStyle w:val="ListBullet"/>
-        <w:spacing w:after="60"/>
-      </w:pPr>
-      <w:r>
-        <w:rPr>
-          <w:rFonts w:ascii="Times New Roman" w:hAnsi="Times New Roman" w:cs="Times New Roman"/>
-          <w:b w:val="0"/>
-          <w:i w:val="0"/>
-          <w:sz w:val="22"/>
-        </w:rPr>
-        <w:t>6.2 Triggers for Formation — 10</w:t>
-      </w:r>
-    </w:p>
-    <w:p>
-      <w:pPr>
-        <w:pStyle w:val="ListBullet"/>
-        <w:spacing w:after="60"/>
-      </w:pPr>
-      <w:r>
-        <w:rPr>
-          <w:rFonts w:ascii="Times New Roman" w:hAnsi="Times New Roman" w:cs="Times New Roman"/>
-          <w:b w:val="0"/>
-          <w:i w:val="0"/>
-          <w:sz w:val="22"/>
-        </w:rPr>
-        <w:t>6.3 Unified Command Responsibilities — 10</w:t>
-      </w:r>
-    </w:p>
-    <w:p>
-      <w:pPr>
-        <w:pStyle w:val="ListBullet"/>
-        <w:spacing w:after="60"/>
-      </w:pPr>
-      <w:r>
-        <w:rPr>
-          <w:rFonts w:ascii="Times New Roman" w:hAnsi="Times New Roman" w:cs="Times New Roman"/>
-          <w:b w:val="0"/>
-          <w:i w:val="0"/>
-          <w:sz w:val="22"/>
-        </w:rPr>
-        <w:t>6.4 Command Post Setup — 10</w:t>
-      </w:r>
-    </w:p>
-    <w:p>
-      <w:pPr>
-        <w:pStyle w:val="ListBullet"/>
-        <w:spacing w:after="60"/>
-      </w:pPr>
-      <w:r>
-        <w:rPr>
-          <w:rFonts w:ascii="Times New Roman" w:hAnsi="Times New Roman" w:cs="Times New Roman"/>
-          <w:b w:val="0"/>
-          <w:i w:val="0"/>
-          <w:sz w:val="22"/>
-        </w:rPr>
-        <w:t>6.5 Communication Protocols — 10</w:t>
-      </w:r>
-    </w:p>
-    <w:p>
-      <w:pPr>
-        <w:pStyle w:val="ListBullet"/>
-        <w:spacing w:after="60"/>
-      </w:pPr>
-      <w:r>
-        <w:rPr>
-          <w:rFonts w:ascii="Times New Roman" w:hAnsi="Times New Roman" w:cs="Times New Roman"/>
-          <w:b w:val="0"/>
-          <w:i w:val="0"/>
-          <w:sz w:val="22"/>
-        </w:rPr>
-        <w:t>6.6 Preventing Conflict in Multi-Agency Command — 11</w:t>
-      </w:r>
-    </w:p>
-    <w:p>
-      <w:pPr>
-        <w:pStyle w:val="ListNumber"/>
-        <w:spacing w:after="60"/>
-      </w:pPr>
-      <w:r>
-        <w:rPr>
-          <w:rFonts w:ascii="Times New Roman" w:hAnsi="Times New Roman" w:cs="Times New Roman"/>
-          <w:b w:val="0"/>
-          <w:i w:val="0"/>
-          <w:sz w:val="22"/>
-        </w:rPr>
-        <w:t>RESCUE TASK FORCES (RTFS) — 11</w:t>
-      </w:r>
-    </w:p>
-    <w:p>
-      <w:pPr>
-        <w:pStyle w:val="ListBullet"/>
-        <w:spacing w:after="60"/>
-      </w:pPr>
-      <w:r>
-        <w:rPr>
-          <w:rFonts w:ascii="Times New Roman" w:hAnsi="Times New Roman" w:cs="Times New Roman"/>
-          <w:b w:val="0"/>
-          <w:i w:val="0"/>
-          <w:sz w:val="22"/>
-        </w:rPr>
-        <w:t>7.1 Definition and Composition — 11</w:t>
-      </w:r>
-    </w:p>
-    <w:p>
-      <w:pPr>
-        <w:pStyle w:val="ListBullet"/>
-        <w:spacing w:after="60"/>
-      </w:pPr>
-      <w:r>
-        <w:rPr>
-          <w:rFonts w:ascii="Times New Roman" w:hAnsi="Times New Roman" w:cs="Times New Roman"/>
-          <w:b w:val="0"/>
-          <w:i w:val="0"/>
-          <w:sz w:val="22"/>
-        </w:rPr>
-        <w:t>7.2 RTF Formation — 11</w:t>
-      </w:r>
-    </w:p>
-    <w:p>
-      <w:pPr>
-        <w:pStyle w:val="ListBullet"/>
-        <w:spacing w:after="60"/>
-      </w:pPr>
-      <w:r>
-        <w:rPr>
-          <w:rFonts w:ascii="Times New Roman" w:hAnsi="Times New Roman" w:cs="Times New Roman"/>
-          <w:b w:val="0"/>
-          <w:i w:val="0"/>
-          <w:sz w:val="22"/>
-        </w:rPr>
-        <w:t>7.3 Roles Within the RTF — 11</w:t>
-      </w:r>
-    </w:p>
-    <w:p>
-      <w:pPr>
-        <w:pStyle w:val="ListBullet"/>
-        <w:spacing w:after="60"/>
-      </w:pPr>
-      <w:r>
-        <w:rPr>
-          <w:rFonts w:ascii="Times New Roman" w:hAnsi="Times New Roman" w:cs="Times New Roman"/>
-          <w:b w:val="0"/>
-          <w:i w:val="0"/>
-          <w:sz w:val="22"/>
-        </w:rPr>
-        <w:t>7.4 Deployment Triggers and Priorities — 11</w:t>
-      </w:r>
-    </w:p>
-    <w:p>
-      <w:pPr>
-        <w:pStyle w:val="ListBullet"/>
-        <w:spacing w:after="60"/>
-      </w:pPr>
-      <w:r>
-        <w:rPr>
-          <w:rFonts w:ascii="Times New Roman" w:hAnsi="Times New Roman" w:cs="Times New Roman"/>
-          <w:b w:val="0"/>
-          <w:i w:val="0"/>
-          <w:sz w:val="22"/>
-        </w:rPr>
-        <w:t>7.5 Operational Cohesion — 12</w:t>
-      </w:r>
-    </w:p>
-    <w:p>
-      <w:pPr>
-        <w:pStyle w:val="ListBullet"/>
-        <w:spacing w:after="60"/>
-      </w:pPr>
-      <w:r>
-        <w:rPr>
-          <w:rFonts w:ascii="Times New Roman" w:hAnsi="Times New Roman" w:cs="Times New Roman"/>
-          <w:b w:val="0"/>
-          <w:i w:val="0"/>
-          <w:sz w:val="22"/>
-        </w:rPr>
-        <w:t>7.6 RTF-to-Command Communication — 12</w:t>
-      </w:r>
-    </w:p>
-    <w:p>
-      <w:pPr>
-        <w:pStyle w:val="ListBullet"/>
-        <w:spacing w:after="60"/>
-      </w:pPr>
-      <w:r>
-        <w:rPr>
-          <w:rFonts w:ascii="Times New Roman" w:hAnsi="Times New Roman" w:cs="Times New Roman"/>
-          <w:b w:val="0"/>
-          <w:i w:val="0"/>
-          <w:sz w:val="22"/>
-        </w:rPr>
-        <w:t>7.7 Withdrawal Criteria — 12</w:t>
-      </w:r>
-    </w:p>
-    <w:p>
-      <w:pPr>
-        <w:pStyle w:val="ListBullet"/>
-        <w:spacing w:after="60"/>
-      </w:pPr>
-      <w:r>
-        <w:rPr>
-          <w:rFonts w:ascii="Times New Roman" w:hAnsi="Times New Roman" w:cs="Times New Roman"/>
-          <w:b w:val="0"/>
-          <w:i w:val="0"/>
-          <w:sz w:val="22"/>
-        </w:rPr>
-        <w:t>7.8 Multiple RTF Oversight — 12</w:t>
-      </w:r>
-    </w:p>
-    <w:p>
-      <w:pPr>
-        <w:pStyle w:val="ListNumber"/>
-        <w:spacing w:after="60"/>
-      </w:pPr>
-      <w:r>
-        <w:rPr>
-          <w:rFonts w:ascii="Times New Roman" w:hAnsi="Times New Roman" w:cs="Times New Roman"/>
-          <w:b w:val="0"/>
-          <w:i w:val="0"/>
-          <w:sz w:val="22"/>
-        </w:rPr>
-        <w:t>COMMUNICATIONS AND INTEROPERABILITY — 12</w:t>
-      </w:r>
-    </w:p>
-    <w:p>
-      <w:pPr>
-        <w:pStyle w:val="ListBullet"/>
-        <w:spacing w:after="60"/>
-      </w:pPr>
-      <w:r>
-        <w:rPr>
-          <w:rFonts w:ascii="Times New Roman" w:hAnsi="Times New Roman" w:cs="Times New Roman"/>
-          <w:b w:val="0"/>
-          <w:i w:val="0"/>
-          <w:sz w:val="22"/>
-        </w:rPr>
-        <w:t>8.1 Communications Principles — 12</w:t>
-      </w:r>
-    </w:p>
-    <w:p>
-      <w:pPr>
-        <w:pStyle w:val="ListBullet"/>
-        <w:spacing w:after="60"/>
-      </w:pPr>
-      <w:r>
-        <w:rPr>
-          <w:rFonts w:ascii="Times New Roman" w:hAnsi="Times New Roman" w:cs="Times New Roman"/>
-          <w:b w:val="0"/>
-          <w:i w:val="0"/>
-          <w:sz w:val="22"/>
-        </w:rPr>
-        <w:t>8.2 Radio Channel Architecture — 12</w:t>
-      </w:r>
-    </w:p>
-    <w:p>
-      <w:pPr>
-        <w:pStyle w:val="ListBullet"/>
-        <w:spacing w:after="60"/>
-      </w:pPr>
-      <w:r>
-        <w:rPr>
-          <w:rFonts w:ascii="Times New Roman" w:hAnsi="Times New Roman" w:cs="Times New Roman"/>
-          <w:b w:val="0"/>
-          <w:i w:val="0"/>
-          <w:sz w:val="22"/>
-        </w:rPr>
-        <w:t>8.3 Not All Agencies Can Communicate Directly — 12</w:t>
-      </w:r>
-    </w:p>
-    <w:p>
-      <w:pPr>
-        <w:pStyle w:val="ListBullet"/>
-        <w:spacing w:after="60"/>
-      </w:pPr>
-      <w:r>
-        <w:rPr>
-          <w:rFonts w:ascii="Times New Roman" w:hAnsi="Times New Roman" w:cs="Times New Roman"/>
-          <w:b w:val="0"/>
-          <w:i w:val="0"/>
-          <w:sz w:val="22"/>
-        </w:rPr>
-        <w:t>8.4 Information Flow During Operations — 13</w:t>
-      </w:r>
-    </w:p>
-    <w:p>
-      <w:pPr>
-        <w:pStyle w:val="ListBullet"/>
-        <w:spacing w:after="60"/>
-      </w:pPr>
-      <w:r>
-        <w:rPr>
-          <w:rFonts w:ascii="Times New Roman" w:hAnsi="Times New Roman" w:cs="Times New Roman"/>
-          <w:b w:val="0"/>
-          <w:i w:val="0"/>
-          <w:sz w:val="22"/>
-        </w:rPr>
-        <w:t>8.5 Subsequent Control Measures — 13</w:t>
-      </w:r>
-    </w:p>
-    <w:p>
-      <w:pPr>
-        <w:pStyle w:val="ListNumber"/>
-        <w:spacing w:after="60"/>
-      </w:pPr>
-      <w:r>
-        <w:rPr>
-          <w:rFonts w:ascii="Times New Roman" w:hAnsi="Times New Roman" w:cs="Times New Roman"/>
-          <w:b w:val="0"/>
-          <w:i w:val="0"/>
-          <w:sz w:val="22"/>
-        </w:rPr>
-        <w:t>TRAINING AND PREPAREDNESS — 13</w:t>
-      </w:r>
-    </w:p>
-    <w:p>
-      <w:pPr>
-        <w:pStyle w:val="ListBullet"/>
-        <w:spacing w:after="60"/>
-      </w:pPr>
-      <w:r>
-        <w:rPr>
-          <w:rFonts w:ascii="Times New Roman" w:hAnsi="Times New Roman" w:cs="Times New Roman"/>
-          <w:b w:val="0"/>
-          <w:i w:val="0"/>
-          <w:sz w:val="22"/>
-        </w:rPr>
-        <w:t>9.1 Joint Training Imperative — 13</w:t>
-      </w:r>
-    </w:p>
-    <w:p>
-      <w:pPr>
-        <w:pStyle w:val="ListBullet"/>
-        <w:spacing w:after="60"/>
-      </w:pPr>
-      <w:r>
-        <w:rPr>
-          <w:rFonts w:ascii="Times New Roman" w:hAnsi="Times New Roman" w:cs="Times New Roman"/>
-          <w:b w:val="0"/>
-          <w:i w:val="0"/>
-          <w:sz w:val="22"/>
-        </w:rPr>
-        <w:t>9.2 Training for Phase 2 Operations — 13</w:t>
-      </w:r>
-    </w:p>
-    <w:p>
-      <w:pPr>
-        <w:pStyle w:val="ListBullet"/>
-        <w:spacing w:after="60"/>
-      </w:pPr>
-      <w:r>
-        <w:rPr>
-          <w:rFonts w:ascii="Times New Roman" w:hAnsi="Times New Roman" w:cs="Times New Roman"/>
-          <w:b w:val="0"/>
-          <w:i w:val="0"/>
-          <w:sz w:val="22"/>
-        </w:rPr>
-        <w:t>9.3 First-On-Scene Leadership Training — 13</w:t>
-      </w:r>
-    </w:p>
-    <w:p>
-      <w:pPr>
-        <w:pStyle w:val="ListBullet"/>
-        <w:spacing w:after="60"/>
-      </w:pPr>
-      <w:r>
-        <w:rPr>
-          <w:rFonts w:ascii="Times New Roman" w:hAnsi="Times New Roman" w:cs="Times New Roman"/>
-          <w:b w:val="0"/>
-          <w:i w:val="0"/>
-          <w:sz w:val="22"/>
-        </w:rPr>
-        <w:t>9.4 Pre-Incident Planning — 14</w:t>
-      </w:r>
-    </w:p>
-    <w:p>
-      <w:pPr>
-        <w:pStyle w:val="ListBullet"/>
-        <w:spacing w:after="60"/>
-      </w:pPr>
-      <w:r>
-        <w:rPr>
-          <w:rFonts w:ascii="Times New Roman" w:hAnsi="Times New Roman" w:cs="Times New Roman"/>
-          <w:b w:val="0"/>
-          <w:i w:val="0"/>
-          <w:sz w:val="22"/>
-        </w:rPr>
-        <w:t>9.5 Empowerment and Support — 14</w:t>
-      </w:r>
-    </w:p>
-    <w:p>
-      <w:pPr>
-        <w:pStyle w:val="ListBullet"/>
-        <w:spacing w:after="60"/>
-      </w:pPr>
-      <w:r>
-        <w:rPr>
-          <w:rFonts w:ascii="Times New Roman" w:hAnsi="Times New Roman" w:cs="Times New Roman"/>
-          <w:b w:val="0"/>
-          <w:i w:val="0"/>
-          <w:sz w:val="22"/>
-        </w:rPr>
-        <w:t>9.6 Sample Size-Up Components — 14</w:t>
-      </w:r>
-    </w:p>
-    <w:p>
-      <w:pPr>
-        <w:pStyle w:val="ListNumber"/>
-        <w:spacing w:after="60"/>
-      </w:pPr>
-      <w:r>
-        <w:rPr>
-          <w:rFonts w:ascii="Times New Roman" w:hAnsi="Times New Roman" w:cs="Times New Roman"/>
-          <w:b w:val="0"/>
-          <w:i w:val="0"/>
-          <w:sz w:val="22"/>
-        </w:rPr>
-        <w:t>MUTUAL AID AND RESOURCE MANAGEMENT — 14</w:t>
-      </w:r>
-    </w:p>
-    <w:p>
-      <w:pPr>
-        <w:pStyle w:val="ListBullet"/>
-        <w:spacing w:after="60"/>
-      </w:pPr>
-      <w:r>
-        <w:rPr>
-          <w:rFonts w:ascii="Times New Roman" w:hAnsi="Times New Roman" w:cs="Times New Roman"/>
-          <w:b w:val="0"/>
-          <w:i w:val="0"/>
-          <w:sz w:val="22"/>
-        </w:rPr>
-        <w:t>10.1 Managing Incoming Resources — 14</w:t>
-      </w:r>
-    </w:p>
-    <w:p>
-      <w:pPr>
-        <w:pStyle w:val="ListBullet"/>
-        <w:spacing w:after="60"/>
-      </w:pPr>
-      <w:r>
-        <w:rPr>
-          <w:rFonts w:ascii="Times New Roman" w:hAnsi="Times New Roman" w:cs="Times New Roman"/>
-          <w:b w:val="0"/>
-          <w:i w:val="0"/>
-          <w:sz w:val="22"/>
-        </w:rPr>
-        <w:t>10.2 Mutual Aid Integration — 15</w:t>
-      </w:r>
-    </w:p>
-    <w:p>
-      <w:pPr>
-        <w:pStyle w:val="ListBullet"/>
-        <w:spacing w:after="60"/>
-      </w:pPr>
-      <w:r>
-        <w:rPr>
-          <w:rFonts w:ascii="Times New Roman" w:hAnsi="Times New Roman" w:cs="Times New Roman"/>
-          <w:b w:val="0"/>
-          <w:i w:val="0"/>
-          <w:sz w:val="22"/>
-        </w:rPr>
-        <w:t>10.3 Resource Tracking — 15</w:t>
-      </w:r>
-    </w:p>
-    <w:p>
-      <w:pPr>
-        <w:pStyle w:val="ListBullet"/>
-        <w:spacing w:after="60"/>
-      </w:pPr>
-      <w:r>
-        <w:rPr>
-          <w:rFonts w:ascii="Times New Roman" w:hAnsi="Times New Roman" w:cs="Times New Roman"/>
-          <w:b w:val="0"/>
-          <w:i w:val="0"/>
-          <w:sz w:val="22"/>
-        </w:rPr>
-        <w:t>10.4 Preventing Freelancing/Self-deployment and Overlap — 15</w:t>
-      </w:r>
-    </w:p>
-    <w:p>
-      <w:pPr>
-        <w:pStyle w:val="ListNumber"/>
-        <w:spacing w:after="60"/>
-      </w:pPr>
-      <w:r>
-        <w:rPr>
-          <w:rFonts w:ascii="Times New Roman" w:hAnsi="Times New Roman" w:cs="Times New Roman"/>
-          <w:b w:val="0"/>
-          <w:i w:val="0"/>
-          <w:sz w:val="22"/>
-        </w:rPr>
-        <w:t>OPERATIONAL QUICK-REFERENCE — 15</w:t>
-      </w:r>
-    </w:p>
-    <w:p>
-      <w:pPr>
-        <w:pStyle w:val="ListBullet"/>
-        <w:spacing w:after="60"/>
-      </w:pPr>
-      <w:r>
-        <w:rPr>
-          <w:rFonts w:ascii="Times New Roman" w:hAnsi="Times New Roman" w:cs="Times New Roman"/>
-          <w:b w:val="0"/>
-          <w:i w:val="0"/>
-          <w:sz w:val="22"/>
-        </w:rPr>
-        <w:t>11.1 First Officer on Scene Checklist — 15</w:t>
-      </w:r>
-    </w:p>
-    <w:p>
-      <w:pPr>
-        <w:pStyle w:val="ListBullet"/>
-        <w:spacing w:after="60"/>
-      </w:pPr>
-      <w:r>
-        <w:rPr>
-          <w:rFonts w:ascii="Times New Roman" w:hAnsi="Times New Roman" w:cs="Times New Roman"/>
-          <w:b w:val="0"/>
-          <w:i w:val="0"/>
-          <w:sz w:val="22"/>
-        </w:rPr>
-        <w:t>11.2 Supervisor Arrival Checklist — 15</w:t>
-      </w:r>
-    </w:p>
-    <w:p>
-      <w:pPr>
-        <w:pStyle w:val="ListBullet"/>
-        <w:spacing w:after="60"/>
-      </w:pPr>
-      <w:r>
-        <w:rPr>
-          <w:rFonts w:ascii="Times New Roman" w:hAnsi="Times New Roman" w:cs="Times New Roman"/>
-          <w:b w:val="0"/>
-          <w:i w:val="0"/>
-          <w:sz w:val="22"/>
-        </w:rPr>
-        <w:t>11.3 Unified Command Formation Checklist — 16</w:t>
-      </w:r>
-    </w:p>
-    <w:p>
-      <w:pPr>
-        <w:pStyle w:val="ListBullet"/>
-        <w:spacing w:after="60"/>
-      </w:pPr>
-      <w:r>
-        <w:rPr>
-          <w:rFonts w:ascii="Times New Roman" w:hAnsi="Times New Roman" w:cs="Times New Roman"/>
-          <w:b w:val="0"/>
-          <w:i w:val="0"/>
-          <w:sz w:val="22"/>
-        </w:rPr>
-        <w:t>11.4 RTF Deployment Checklist — 16</w:t>
-      </w:r>
-    </w:p>
-    <w:p>
-      <w:pPr>
-        <w:pStyle w:val="ListBullet"/>
-        <w:spacing w:after="60"/>
-      </w:pPr>
-      <w:r>
-        <w:rPr>
-          <w:rFonts w:ascii="Times New Roman" w:hAnsi="Times New Roman" w:cs="Times New Roman"/>
-          <w:b w:val="0"/>
-          <w:i w:val="0"/>
-          <w:sz w:val="22"/>
-        </w:rPr>
-        <w:t>11.5 Phase Transition Decision Points — 16</w:t>
-      </w:r>
-    </w:p>
-    <w:p>
-      <w:pPr>
-        <w:pStyle w:val="ListNumber"/>
-        <w:spacing w:after="60"/>
-      </w:pPr>
-      <w:r>
-        <w:rPr>
-          <w:rFonts w:ascii="Times New Roman" w:hAnsi="Times New Roman" w:cs="Times New Roman"/>
-          <w:b w:val="0"/>
-          <w:i w:val="0"/>
-          <w:sz w:val="22"/>
-        </w:rPr>
-        <w:t>KEY DEFINITIONS — 16</w:t>
-      </w:r>
-    </w:p>
-    <w:p>
-      <w:pPr>
-        <w:pStyle w:val="ListNumber"/>
-        <w:spacing w:after="60"/>
-      </w:pPr>
-      <w:r>
-        <w:rPr>
-          <w:rFonts w:ascii="Times New Roman" w:hAnsi="Times New Roman" w:cs="Times New Roman"/>
-          <w:b w:val="0"/>
-          <w:i w:val="0"/>
-          <w:sz w:val="22"/>
-        </w:rPr>
-        <w:t>REFERENCES — 18</w:t>
+          <w:i/>
+          <w:sz w:val="22"/>
+        </w:rPr>
+        <w:t>Right-click and choose Update Field to populate the Table of Contents.</w:t>
+      </w:r>
+      <w:r>
+        <w:fldChar w:fldCharType="end"/>
       </w:r>
     </w:p>
     <w:p>

--- a/restoration_project/FINAL_DOCUMENT.docx
+++ b/restoration_project/FINAL_DOCUMENT.docx
@@ -99,7 +99,7 @@
     <w:p>
       <w:pPr>
         <w:pStyle w:val="Heading2"/>
-        <w:spacing w:before="240" w:after="120"/>
+        <w:spacing w:before="280" w:after="80"/>
         <w:keepNext/>
         <w:pBdr>
           <w:bottom w:val="single" w:sz="6" w:space="1" w:color="8B0000"/>
@@ -143,12 +143,11 @@
     <w:p>
       <w:pPr>
         <w:pStyle w:val="Heading2"/>
-        <w:spacing w:before="240" w:after="120"/>
+        <w:spacing w:before="280" w:after="80"/>
         <w:keepNext/>
         <w:pBdr>
           <w:bottom w:val="single" w:sz="6" w:space="1" w:color="8B0000"/>
         </w:pBdr>
-        <w:pageBreakBefore/>
       </w:pPr>
       <w:r>
         <w:rPr>
@@ -193,7 +192,7 @@
     <w:p>
       <w:pPr>
         <w:pStyle w:val="Heading3"/>
-        <w:spacing w:before="240" w:after="120"/>
+        <w:spacing w:before="200" w:after="80"/>
         <w:keepNext/>
       </w:pPr>
       <w:r>
@@ -266,7 +265,7 @@
     <w:p>
       <w:pPr>
         <w:pStyle w:val="Heading3"/>
-        <w:spacing w:before="240" w:after="120"/>
+        <w:spacing w:before="200" w:after="80"/>
         <w:keepNext/>
       </w:pPr>
       <w:r>
@@ -417,7 +416,7 @@
     <w:p>
       <w:pPr>
         <w:pStyle w:val="Heading3"/>
-        <w:spacing w:before="240" w:after="120"/>
+        <w:spacing w:before="200" w:after="80"/>
         <w:keepNext/>
       </w:pPr>
       <w:r>
@@ -448,7 +447,7 @@
     <w:p>
       <w:pPr>
         <w:pStyle w:val="Heading3"/>
-        <w:spacing w:before="240" w:after="120"/>
+        <w:spacing w:before="200" w:after="80"/>
         <w:keepNext/>
       </w:pPr>
       <w:r>
@@ -493,7 +492,7 @@
     <w:p>
       <w:pPr>
         <w:pStyle w:val="Heading3"/>
-        <w:spacing w:before="240" w:after="120"/>
+        <w:spacing w:before="200" w:after="80"/>
         <w:keepNext/>
       </w:pPr>
       <w:r>
@@ -524,7 +523,7 @@
     <w:p>
       <w:pPr>
         <w:pStyle w:val="Heading3"/>
-        <w:spacing w:before="240" w:after="120"/>
+        <w:spacing w:before="200" w:after="80"/>
         <w:keepNext/>
       </w:pPr>
       <w:r>
@@ -555,7 +554,7 @@
     <w:p>
       <w:pPr>
         <w:pStyle w:val="Heading3"/>
-        <w:spacing w:before="240" w:after="120"/>
+        <w:spacing w:before="200" w:after="80"/>
         <w:keepNext/>
       </w:pPr>
       <w:r>
@@ -600,12 +599,11 @@
     <w:p>
       <w:pPr>
         <w:pStyle w:val="Heading2"/>
-        <w:spacing w:before="240" w:after="120"/>
+        <w:spacing w:before="280" w:after="80"/>
         <w:keepNext/>
         <w:pBdr>
           <w:bottom w:val="single" w:sz="6" w:space="1" w:color="8B0000"/>
         </w:pBdr>
-        <w:pageBreakBefore/>
       </w:pPr>
       <w:r>
         <w:rPr>
@@ -622,7 +620,7 @@
     <w:p>
       <w:pPr>
         <w:pStyle w:val="Heading3"/>
-        <w:spacing w:before="240" w:after="120"/>
+        <w:spacing w:before="200" w:after="80"/>
         <w:keepNext/>
       </w:pPr>
       <w:r>
@@ -773,7 +771,7 @@
     <w:p>
       <w:pPr>
         <w:pStyle w:val="Heading3"/>
-        <w:spacing w:before="240" w:after="120"/>
+        <w:spacing w:before="200" w:after="80"/>
         <w:keepNext/>
       </w:pPr>
       <w:r>
@@ -818,12 +816,11 @@
     <w:p>
       <w:pPr>
         <w:pStyle w:val="Heading2"/>
-        <w:spacing w:before="240" w:after="120"/>
+        <w:spacing w:before="280" w:after="80"/>
         <w:keepNext/>
         <w:pBdr>
           <w:bottom w:val="single" w:sz="6" w:space="1" w:color="8B0000"/>
         </w:pBdr>
-        <w:pageBreakBefore/>
       </w:pPr>
       <w:r>
         <w:rPr>
@@ -854,7 +851,7 @@
     <w:p>
       <w:pPr>
         <w:pStyle w:val="Heading3"/>
-        <w:spacing w:before="240" w:after="120"/>
+        <w:spacing w:before="200" w:after="80"/>
         <w:keepNext/>
       </w:pPr>
       <w:r>
@@ -927,7 +924,7 @@
     <w:p>
       <w:pPr>
         <w:pStyle w:val="Heading3"/>
-        <w:spacing w:before="240" w:after="120"/>
+        <w:spacing w:before="200" w:after="80"/>
         <w:keepNext/>
       </w:pPr>
       <w:r>
@@ -972,7 +969,7 @@
     <w:p>
       <w:pPr>
         <w:pStyle w:val="Heading3"/>
-        <w:spacing w:before="240" w:after="120"/>
+        <w:spacing w:before="200" w:after="80"/>
         <w:keepNext/>
       </w:pPr>
       <w:r>
@@ -1017,12 +1014,11 @@
     <w:p>
       <w:pPr>
         <w:pStyle w:val="Heading2"/>
-        <w:spacing w:before="240" w:after="120"/>
+        <w:spacing w:before="280" w:after="80"/>
         <w:keepNext/>
         <w:pBdr>
           <w:bottom w:val="single" w:sz="6" w:space="1" w:color="8B0000"/>
         </w:pBdr>
-        <w:pageBreakBefore/>
       </w:pPr>
       <w:r>
         <w:rPr>
@@ -1050,47 +1046,140 @@
         <w:t>The URVI guidelines organize the response to violent incidents into three distinct phases.</w:t>
       </w:r>
     </w:p>
-    <w:p>
-      <w:pPr>
-        <w:spacing w:before="120" w:after="0"/>
-        <w:keepNext/>
-        <w:shd w:val="clear" w:color="auto" w:fill="8B0000"/>
-        <w:pBdr>
-          <w:top w:val="single" w:sz="12" w:space="1" w:color="8B0000"/>
-          <w:left w:val="single" w:sz="12" w:space="1" w:color="8B0000"/>
-          <w:right w:val="single" w:sz="12" w:space="1" w:color="8B0000"/>
-        </w:pBdr>
-      </w:pPr>
-      <w:r>
-        <w:rPr>
-          <w:rFonts w:ascii="Times New Roman" w:hAnsi="Times New Roman" w:cs="Times New Roman"/>
-          <w:b/>
-          <w:i w:val="0"/>
-          <w:caps/>
-          <w:color w:val="FFFFFF"/>
-          <w:sz w:val="22"/>
-        </w:rPr>
-        <w:t>THE THREE-PHASE RESPONSE MODEL</w:t>
-      </w:r>
-    </w:p>
-    <w:p>
-      <w:pPr>
-        <w:spacing w:before="0" w:after="60"/>
-        <w:shd w:val="clear" w:color="auto" w:fill="F2F2F2"/>
-        <w:pBdr>
-          <w:left w:val="single" w:sz="12" w:space="1" w:color="8B0000"/>
-          <w:right w:val="single" w:sz="12" w:space="1" w:color="8B0000"/>
-        </w:pBdr>
-      </w:pPr>
-      <w:r>
-        <w:rPr>
-          <w:rFonts w:ascii="Times New Roman" w:hAnsi="Times New Roman" w:cs="Times New Roman"/>
-          <w:b/>
-          <w:i w:val="0"/>
-          <w:sz w:val="22"/>
-        </w:rPr>
-        <w:t>Phase 1 – Stop the Killing:</w:t>
-      </w:r>
+    <w:tbl>
+      <w:tblPr>
+        <w:tblW w:type="auto" w:w="0"/>
+        <w:jc w:val="center"/>
+        <w:tblLayout w:type="fixed"/>
+        <w:tblLook w:firstColumn="1" w:firstRow="1" w:lastColumn="0" w:lastRow="0" w:noHBand="0" w:noVBand="1" w:val="04A0"/>
+      </w:tblPr>
+      <w:tblGrid>
+        <w:gridCol w:w="9360"/>
+      </w:tblGrid>
+      <w:tr>
+        <w:tc>
+          <w:tcPr>
+            <w:tcW w:type="dxa" w:w="9360"/>
+            <w:shd w:val="clear" w:color="auto" w:fill="8B0000"/>
+            <w:tcBorders>
+              <w:top w:val="single" w:sz="12" w:color="8B0000"/>
+              <w:left w:val="single" w:sz="12" w:color="8B0000"/>
+              <w:bottom w:val="single" w:sz="12" w:color="8B0000"/>
+              <w:right w:val="single" w:sz="12" w:color="8B0000"/>
+            </w:tcBorders>
+            <w:vAlign w:val="center"/>
+          </w:tcPr>
+          <w:p>
+            <w:pPr>
+              <w:spacing w:before="60" w:after="60" w:line="240" w:lineRule="auto"/>
+            </w:pPr>
+            <w:r>
+              <w:rPr>
+                <w:rFonts w:ascii="Times New Roman" w:hAnsi="Times New Roman" w:cs="Times New Roman"/>
+                <w:b/>
+                <w:i w:val="0"/>
+                <w:caps/>
+                <w:color w:val="FFFFFF"/>
+                <w:sz w:val="22"/>
+              </w:rPr>
+              <w:t>THE THREE-PHASE RESPONSE MODEL</w:t>
+            </w:r>
+          </w:p>
+        </w:tc>
+      </w:tr>
+      <w:tr>
+        <w:tc>
+          <w:tcPr>
+            <w:tcW w:type="dxa" w:w="9360"/>
+            <w:shd w:val="clear" w:color="auto" w:fill="F2F2F2"/>
+            <w:tcBorders>
+              <w:top w:val="single" w:sz="12" w:color="8B0000"/>
+              <w:left w:val="single" w:sz="12" w:color="8B0000"/>
+              <w:bottom w:val="single" w:sz="12" w:color="8B0000"/>
+              <w:right w:val="single" w:sz="12" w:color="8B0000"/>
+            </w:tcBorders>
+          </w:tcPr>
+          <w:p>
+            <w:pPr>
+              <w:spacing w:before="60" w:after="40" w:line="276" w:lineRule="auto"/>
+            </w:pPr>
+            <w:r>
+              <w:rPr>
+                <w:rFonts w:ascii="Times New Roman" w:hAnsi="Times New Roman" w:cs="Times New Roman"/>
+                <w:b/>
+                <w:i w:val="0"/>
+                <w:sz w:val="22"/>
+              </w:rPr>
+              <w:t>Phase 1 – Stop the Killing:</w:t>
+            </w:r>
+            <w:r>
+              <w:rPr>
+                <w:rFonts w:ascii="Times New Roman" w:hAnsi="Times New Roman" w:cs="Times New Roman"/>
+                <w:b w:val="0"/>
+                <w:i w:val="0"/>
+                <w:sz w:val="22"/>
+              </w:rPr>
+              <w:t xml:space="preserve"> Law enforcement immediately engages to neutralize the threat. Speed and direct action are prioritized.</w:t>
+            </w:r>
+          </w:p>
+          <w:p>
+            <w:pPr>
+              <w:spacing w:before="40" w:after="40" w:line="276" w:lineRule="auto"/>
+            </w:pPr>
+            <w:r>
+              <w:rPr>
+                <w:rFonts w:ascii="Times New Roman" w:hAnsi="Times New Roman" w:cs="Times New Roman"/>
+                <w:b/>
+                <w:i w:val="0"/>
+                <w:sz w:val="22"/>
+              </w:rPr>
+              <w:t>Phase 2 – Stop the Dying:</w:t>
+            </w:r>
+            <w:r>
+              <w:rPr>
+                <w:rFonts w:ascii="Times New Roman" w:hAnsi="Times New Roman" w:cs="Times New Roman"/>
+                <w:b w:val="0"/>
+                <w:i w:val="0"/>
+                <w:sz w:val="22"/>
+              </w:rPr>
+              <w:t xml:space="preserve"> Integrated Rescue Task Forces deploy into warm zones to treat and evacuate injured victims.</w:t>
+            </w:r>
+          </w:p>
+          <w:p>
+            <w:pPr>
+              <w:spacing w:before="40" w:after="60" w:line="276" w:lineRule="auto"/>
+            </w:pPr>
+            <w:r>
+              <w:rPr>
+                <w:rFonts w:ascii="Times New Roman" w:hAnsi="Times New Roman" w:cs="Times New Roman"/>
+                <w:b/>
+                <w:i w:val="0"/>
+                <w:sz w:val="22"/>
+              </w:rPr>
+              <w:t>Phase 3 – Recovery and Transition:</w:t>
+            </w:r>
+            <w:r>
+              <w:rPr>
+                <w:rFonts w:ascii="Times New Roman" w:hAnsi="Times New Roman" w:cs="Times New Roman"/>
+                <w:b w:val="0"/>
+                <w:i w:val="0"/>
+                <w:sz w:val="22"/>
+              </w:rPr>
+              <w:t xml:space="preserve"> Scene secured, all critical victims addressed, shift to recovery and investigation.</w:t>
+            </w:r>
+          </w:p>
+        </w:tc>
+      </w:tr>
+    </w:tbl>
+    <w:p>
+      <w:pPr>
+        <w:spacing w:before="0" w:after="80"/>
+      </w:pPr>
+    </w:p>
+    <w:p>
+      <w:pPr>
+        <w:spacing w:after="120" w:line="276" w:lineRule="auto"/>
+      </w:pPr>
       <w:r>
         <w:rPr>
           <w:rFonts w:ascii="Times New Roman" w:hAnsi="Times New Roman" w:cs="Times New Roman"/>
@@ -1098,84 +1187,13 @@
           <w:i w:val="0"/>
           <w:sz w:val="22"/>
         </w:rPr>
-        <w:t xml:space="preserve"> Law enforcement immediately engages to neutralize the threat. Speed and direct action are prioritized.</w:t>
-      </w:r>
-    </w:p>
-    <w:p>
-      <w:pPr>
-        <w:spacing w:before="0" w:after="60"/>
-        <w:shd w:val="clear" w:color="auto" w:fill="F2F2F2"/>
-        <w:pBdr>
-          <w:left w:val="single" w:sz="12" w:space="1" w:color="8B0000"/>
-          <w:right w:val="single" w:sz="12" w:space="1" w:color="8B0000"/>
-        </w:pBdr>
-      </w:pPr>
-      <w:r>
-        <w:rPr>
-          <w:rFonts w:ascii="Times New Roman" w:hAnsi="Times New Roman" w:cs="Times New Roman"/>
-          <w:b/>
-          <w:i w:val="0"/>
-          <w:sz w:val="22"/>
-        </w:rPr>
-        <w:t>Phase 2 – Stop the Dying:</w:t>
-      </w:r>
-      <w:r>
-        <w:rPr>
-          <w:rFonts w:ascii="Times New Roman" w:hAnsi="Times New Roman" w:cs="Times New Roman"/>
-          <w:b w:val="0"/>
-          <w:i w:val="0"/>
-          <w:sz w:val="22"/>
-        </w:rPr>
-        <w:t xml:space="preserve"> Integrated Rescue Task Forces deploy into warm zones to treat and evacuate injured victims.</w:t>
-      </w:r>
-    </w:p>
-    <w:p>
-      <w:pPr>
-        <w:spacing w:before="0" w:after="120"/>
-        <w:shd w:val="clear" w:color="auto" w:fill="F2F2F2"/>
-        <w:pBdr>
-          <w:left w:val="single" w:sz="12" w:space="1" w:color="8B0000"/>
-          <w:right w:val="single" w:sz="12" w:space="1" w:color="8B0000"/>
-          <w:bottom w:val="single" w:sz="12" w:space="1" w:color="8B0000"/>
-        </w:pBdr>
-      </w:pPr>
-      <w:r>
-        <w:rPr>
-          <w:rFonts w:ascii="Times New Roman" w:hAnsi="Times New Roman" w:cs="Times New Roman"/>
-          <w:b/>
-          <w:i w:val="0"/>
-          <w:sz w:val="22"/>
-        </w:rPr>
-        <w:t>Phase 3 – Recovery and Transition:</w:t>
-      </w:r>
-      <w:r>
-        <w:rPr>
-          <w:rFonts w:ascii="Times New Roman" w:hAnsi="Times New Roman" w:cs="Times New Roman"/>
-          <w:b w:val="0"/>
-          <w:i w:val="0"/>
-          <w:sz w:val="22"/>
-        </w:rPr>
-        <w:t xml:space="preserve"> Scene secured, all critical victims addressed, shift to recovery and investigation.</w:t>
-      </w:r>
-    </w:p>
-    <w:p>
-      <w:pPr>
-        <w:spacing w:after="120" w:line="276" w:lineRule="auto"/>
-      </w:pPr>
-      <w:r>
-        <w:rPr>
-          <w:rFonts w:ascii="Times New Roman" w:hAnsi="Times New Roman" w:cs="Times New Roman"/>
-          <w:b w:val="0"/>
-          <w:i w:val="0"/>
-          <w:sz w:val="22"/>
-        </w:rPr>
         <w:t>Each phase has clear priorities and transitions based on conditions, not time. Phases may overlap, and responders must be prepared to revert to an earlier phase if conditions change.</w:t>
       </w:r>
     </w:p>
     <w:p>
       <w:pPr>
         <w:pStyle w:val="Heading3"/>
-        <w:spacing w:before="240" w:after="120"/>
+        <w:spacing w:before="200" w:after="80"/>
         <w:keepNext/>
       </w:pPr>
       <w:r>
@@ -1206,7 +1224,7 @@
     <w:p>
       <w:pPr>
         <w:pStyle w:val="Heading4"/>
-        <w:spacing w:before="240" w:after="120"/>
+        <w:spacing w:before="200" w:after="80"/>
         <w:keepNext/>
       </w:pPr>
       <w:r>
@@ -1343,7 +1361,7 @@
     <w:p>
       <w:pPr>
         <w:pStyle w:val="Heading4"/>
-        <w:spacing w:before="240" w:after="120"/>
+        <w:spacing w:before="200" w:after="80"/>
         <w:keepNext/>
       </w:pPr>
       <w:r>
@@ -1374,7 +1392,7 @@
     <w:p>
       <w:pPr>
         <w:pStyle w:val="Heading4"/>
-        <w:spacing w:before="240" w:after="120"/>
+        <w:spacing w:before="200" w:after="80"/>
         <w:keepNext/>
       </w:pPr>
       <w:r>
@@ -1405,7 +1423,7 @@
     <w:p>
       <w:pPr>
         <w:pStyle w:val="Heading4"/>
-        <w:spacing w:before="240" w:after="120"/>
+        <w:spacing w:before="200" w:after="80"/>
         <w:keepNext/>
       </w:pPr>
       <w:r>
@@ -1436,7 +1454,7 @@
     <w:p>
       <w:pPr>
         <w:pStyle w:val="Heading4"/>
-        <w:spacing w:before="240" w:after="120"/>
+        <w:spacing w:before="200" w:after="80"/>
         <w:keepNext/>
       </w:pPr>
       <w:r>
@@ -1573,7 +1591,7 @@
     <w:p>
       <w:pPr>
         <w:pStyle w:val="Heading3"/>
-        <w:spacing w:before="240" w:after="120"/>
+        <w:spacing w:before="200" w:after="80"/>
         <w:keepNext/>
       </w:pPr>
       <w:r>
@@ -1604,7 +1622,7 @@
     <w:p>
       <w:pPr>
         <w:pStyle w:val="Heading4"/>
-        <w:spacing w:before="240" w:after="120"/>
+        <w:spacing w:before="200" w:after="80"/>
         <w:keepNext/>
       </w:pPr>
       <w:r>
@@ -1741,7 +1759,7 @@
     <w:p>
       <w:pPr>
         <w:pStyle w:val="Heading4"/>
-        <w:spacing w:before="240" w:after="120"/>
+        <w:spacing w:before="200" w:after="80"/>
         <w:keepNext/>
       </w:pPr>
       <w:r>
@@ -1755,47 +1773,140 @@
         <w:t>Operational Zone Definitions</w:t>
       </w:r>
     </w:p>
-    <w:p>
-      <w:pPr>
-        <w:spacing w:before="120" w:after="0"/>
-        <w:keepNext/>
-        <w:shd w:val="clear" w:color="auto" w:fill="8B0000"/>
-        <w:pBdr>
-          <w:top w:val="single" w:sz="12" w:space="1" w:color="8B0000"/>
-          <w:left w:val="single" w:sz="12" w:space="1" w:color="8B0000"/>
-          <w:right w:val="single" w:sz="12" w:space="1" w:color="8B0000"/>
-        </w:pBdr>
-      </w:pPr>
-      <w:r>
-        <w:rPr>
-          <w:rFonts w:ascii="Times New Roman" w:hAnsi="Times New Roman" w:cs="Times New Roman"/>
-          <w:b/>
-          <w:i w:val="0"/>
-          <w:caps/>
-          <w:color w:val="FFFFFF"/>
-          <w:sz w:val="22"/>
-        </w:rPr>
-        <w:t>OPERATIONAL ZONE DEFINITIONS</w:t>
-      </w:r>
-    </w:p>
-    <w:p>
-      <w:pPr>
-        <w:spacing w:before="0" w:after="60"/>
-        <w:shd w:val="clear" w:color="auto" w:fill="F2F2F2"/>
-        <w:pBdr>
-          <w:left w:val="single" w:sz="12" w:space="1" w:color="8B0000"/>
-          <w:right w:val="single" w:sz="12" w:space="1" w:color="8B0000"/>
-        </w:pBdr>
-      </w:pPr>
-      <w:r>
-        <w:rPr>
-          <w:rFonts w:ascii="Times New Roman" w:hAnsi="Times New Roman" w:cs="Times New Roman"/>
-          <w:b/>
-          <w:i w:val="0"/>
-          <w:sz w:val="22"/>
-        </w:rPr>
-        <w:t>Hot Zone:</w:t>
-      </w:r>
+    <w:tbl>
+      <w:tblPr>
+        <w:tblW w:type="auto" w:w="0"/>
+        <w:jc w:val="center"/>
+        <w:tblLayout w:type="fixed"/>
+        <w:tblLook w:firstColumn="1" w:firstRow="1" w:lastColumn="0" w:lastRow="0" w:noHBand="0" w:noVBand="1" w:val="04A0"/>
+      </w:tblPr>
+      <w:tblGrid>
+        <w:gridCol w:w="9360"/>
+      </w:tblGrid>
+      <w:tr>
+        <w:tc>
+          <w:tcPr>
+            <w:tcW w:type="dxa" w:w="9360"/>
+            <w:shd w:val="clear" w:color="auto" w:fill="8B0000"/>
+            <w:tcBorders>
+              <w:top w:val="single" w:sz="12" w:color="8B0000"/>
+              <w:left w:val="single" w:sz="12" w:color="8B0000"/>
+              <w:bottom w:val="single" w:sz="12" w:color="8B0000"/>
+              <w:right w:val="single" w:sz="12" w:color="8B0000"/>
+            </w:tcBorders>
+            <w:vAlign w:val="center"/>
+          </w:tcPr>
+          <w:p>
+            <w:pPr>
+              <w:spacing w:before="60" w:after="60" w:line="240" w:lineRule="auto"/>
+            </w:pPr>
+            <w:r>
+              <w:rPr>
+                <w:rFonts w:ascii="Times New Roman" w:hAnsi="Times New Roman" w:cs="Times New Roman"/>
+                <w:b/>
+                <w:i w:val="0"/>
+                <w:caps/>
+                <w:color w:val="FFFFFF"/>
+                <w:sz w:val="22"/>
+              </w:rPr>
+              <w:t>OPERATIONAL ZONE DEFINITIONS</w:t>
+            </w:r>
+          </w:p>
+        </w:tc>
+      </w:tr>
+      <w:tr>
+        <w:tc>
+          <w:tcPr>
+            <w:tcW w:type="dxa" w:w="9360"/>
+            <w:shd w:val="clear" w:color="auto" w:fill="F2F2F2"/>
+            <w:tcBorders>
+              <w:top w:val="single" w:sz="12" w:color="8B0000"/>
+              <w:left w:val="single" w:sz="12" w:color="8B0000"/>
+              <w:bottom w:val="single" w:sz="12" w:color="8B0000"/>
+              <w:right w:val="single" w:sz="12" w:color="8B0000"/>
+            </w:tcBorders>
+          </w:tcPr>
+          <w:p>
+            <w:pPr>
+              <w:spacing w:before="60" w:after="40" w:line="276" w:lineRule="auto"/>
+            </w:pPr>
+            <w:r>
+              <w:rPr>
+                <w:rFonts w:ascii="Times New Roman" w:hAnsi="Times New Roman" w:cs="Times New Roman"/>
+                <w:b/>
+                <w:i w:val="0"/>
+                <w:sz w:val="22"/>
+              </w:rPr>
+              <w:t>Hot Zone:</w:t>
+            </w:r>
+            <w:r>
+              <w:rPr>
+                <w:rFonts w:ascii="Times New Roman" w:hAnsi="Times New Roman" w:cs="Times New Roman"/>
+                <w:b w:val="0"/>
+                <w:i w:val="0"/>
+                <w:sz w:val="22"/>
+              </w:rPr>
+              <w:t xml:space="preserve"> Area of active or highly suspected threat. Only law enforcement operates here. Fire/EMS do not enter under any circumstances.</w:t>
+            </w:r>
+          </w:p>
+          <w:p>
+            <w:pPr>
+              <w:spacing w:before="40" w:after="40" w:line="276" w:lineRule="auto"/>
+            </w:pPr>
+            <w:r>
+              <w:rPr>
+                <w:rFonts w:ascii="Times New Roman" w:hAnsi="Times New Roman" w:cs="Times New Roman"/>
+                <w:b/>
+                <w:i w:val="0"/>
+                <w:sz w:val="22"/>
+              </w:rPr>
+              <w:t>Warm Zone:</w:t>
+            </w:r>
+            <w:r>
+              <w:rPr>
+                <w:rFonts w:ascii="Times New Roman" w:hAnsi="Times New Roman" w:cs="Times New Roman"/>
+                <w:b w:val="0"/>
+                <w:i w:val="0"/>
+                <w:sz w:val="22"/>
+              </w:rPr>
+              <w:t xml:space="preserve"> Areas cleared by law enforcement but not fully secured. RTFs operate here with law enforcement force protection. All personnel wear ballistic protection. If security changes, the zone instantly becomes hot and RTFs withdraw.</w:t>
+            </w:r>
+          </w:p>
+          <w:p>
+            <w:pPr>
+              <w:spacing w:before="40" w:after="60" w:line="276" w:lineRule="auto"/>
+            </w:pPr>
+            <w:r>
+              <w:rPr>
+                <w:rFonts w:ascii="Times New Roman" w:hAnsi="Times New Roman" w:cs="Times New Roman"/>
+                <w:b/>
+                <w:i w:val="0"/>
+                <w:sz w:val="22"/>
+              </w:rPr>
+              <w:t>Cold Zone:</w:t>
+            </w:r>
+            <w:r>
+              <w:rPr>
+                <w:rFonts w:ascii="Times New Roman" w:hAnsi="Times New Roman" w:cs="Times New Roman"/>
+                <w:b w:val="0"/>
+                <w:i w:val="0"/>
+                <w:sz w:val="22"/>
+              </w:rPr>
+              <w:t xml:space="preserve"> Safe area with no significant risk. Command posts, staging areas, and medical treatment and transport areas are located here.</w:t>
+            </w:r>
+          </w:p>
+        </w:tc>
+      </w:tr>
+    </w:tbl>
+    <w:p>
+      <w:pPr>
+        <w:spacing w:before="0" w:after="80"/>
+      </w:pPr>
+    </w:p>
+    <w:p>
+      <w:pPr>
+        <w:spacing w:after="120" w:line="276" w:lineRule="auto"/>
+      </w:pPr>
       <w:r>
         <w:rPr>
           <w:rFonts w:ascii="Times New Roman" w:hAnsi="Times New Roman" w:cs="Times New Roman"/>
@@ -1803,84 +1914,13 @@
           <w:i w:val="0"/>
           <w:sz w:val="22"/>
         </w:rPr>
-        <w:t xml:space="preserve"> Area of active or highly suspected threat. Only law enforcement operates here. Fire/EMS do not enter under any circumstances.</w:t>
-      </w:r>
-    </w:p>
-    <w:p>
-      <w:pPr>
-        <w:spacing w:before="0" w:after="60"/>
-        <w:shd w:val="clear" w:color="auto" w:fill="F2F2F2"/>
-        <w:pBdr>
-          <w:left w:val="single" w:sz="12" w:space="1" w:color="8B0000"/>
-          <w:right w:val="single" w:sz="12" w:space="1" w:color="8B0000"/>
-        </w:pBdr>
-      </w:pPr>
-      <w:r>
-        <w:rPr>
-          <w:rFonts w:ascii="Times New Roman" w:hAnsi="Times New Roman" w:cs="Times New Roman"/>
-          <w:b/>
-          <w:i w:val="0"/>
-          <w:sz w:val="22"/>
-        </w:rPr>
-        <w:t>Warm Zone:</w:t>
-      </w:r>
-      <w:r>
-        <w:rPr>
-          <w:rFonts w:ascii="Times New Roman" w:hAnsi="Times New Roman" w:cs="Times New Roman"/>
-          <w:b w:val="0"/>
-          <w:i w:val="0"/>
-          <w:sz w:val="22"/>
-        </w:rPr>
-        <w:t xml:space="preserve"> Areas cleared by law enforcement but not fully secured. RTFs operate here with law enforcement force protection. All personnel wear ballistic protection. If security changes, the zone instantly becomes hot and RTFs withdraw.</w:t>
-      </w:r>
-    </w:p>
-    <w:p>
-      <w:pPr>
-        <w:spacing w:before="0" w:after="120"/>
-        <w:shd w:val="clear" w:color="auto" w:fill="F2F2F2"/>
-        <w:pBdr>
-          <w:left w:val="single" w:sz="12" w:space="1" w:color="8B0000"/>
-          <w:right w:val="single" w:sz="12" w:space="1" w:color="8B0000"/>
-          <w:bottom w:val="single" w:sz="12" w:space="1" w:color="8B0000"/>
-        </w:pBdr>
-      </w:pPr>
-      <w:r>
-        <w:rPr>
-          <w:rFonts w:ascii="Times New Roman" w:hAnsi="Times New Roman" w:cs="Times New Roman"/>
-          <w:b/>
-          <w:i w:val="0"/>
-          <w:sz w:val="22"/>
-        </w:rPr>
-        <w:t>Cold Zone:</w:t>
-      </w:r>
-      <w:r>
-        <w:rPr>
-          <w:rFonts w:ascii="Times New Roman" w:hAnsi="Times New Roman" w:cs="Times New Roman"/>
-          <w:b w:val="0"/>
-          <w:i w:val="0"/>
-          <w:sz w:val="22"/>
-        </w:rPr>
-        <w:t xml:space="preserve"> Safe area with no significant risk. Command posts, staging areas, and medical treatment and transport areas are located here.</w:t>
-      </w:r>
-    </w:p>
-    <w:p>
-      <w:pPr>
-        <w:spacing w:after="120" w:line="276" w:lineRule="auto"/>
-      </w:pPr>
-      <w:r>
-        <w:rPr>
-          <w:rFonts w:ascii="Times New Roman" w:hAnsi="Times New Roman" w:cs="Times New Roman"/>
-          <w:b w:val="0"/>
-          <w:i w:val="0"/>
-          <w:sz w:val="22"/>
-        </w:rPr>
         <w:t>Personnel must stay in their assigned zones at all times. If unsure whether an area is hot or warm, treat it as hot until confirmed otherwise.</w:t>
       </w:r>
     </w:p>
     <w:p>
       <w:pPr>
         <w:pStyle w:val="Heading4"/>
-        <w:spacing w:before="240" w:after="120"/>
+        <w:spacing w:before="200" w:after="80"/>
         <w:keepNext/>
       </w:pPr>
       <w:r>
@@ -1993,7 +2033,7 @@
     <w:p>
       <w:pPr>
         <w:pStyle w:val="Heading4"/>
-        <w:spacing w:before="240" w:after="120"/>
+        <w:spacing w:before="200" w:after="80"/>
         <w:keepNext/>
       </w:pPr>
       <w:r>
@@ -2024,7 +2064,7 @@
     <w:p>
       <w:pPr>
         <w:pStyle w:val="Heading4"/>
-        <w:spacing w:before="240" w:after="120"/>
+        <w:spacing w:before="200" w:after="80"/>
         <w:keepNext/>
       </w:pPr>
       <w:r>
@@ -2055,7 +2095,7 @@
     <w:p>
       <w:pPr>
         <w:pStyle w:val="Heading3"/>
-        <w:spacing w:before="240" w:after="120"/>
+        <w:spacing w:before="200" w:after="80"/>
         <w:keepNext/>
       </w:pPr>
       <w:r>
@@ -2086,7 +2126,7 @@
     <w:p>
       <w:pPr>
         <w:pStyle w:val="Heading4"/>
-        <w:spacing w:before="240" w:after="120"/>
+        <w:spacing w:before="200" w:after="80"/>
         <w:keepNext/>
       </w:pPr>
       <w:r>
@@ -2237,12 +2277,11 @@
     <w:p>
       <w:pPr>
         <w:pStyle w:val="Heading2"/>
-        <w:spacing w:before="240" w:after="120"/>
+        <w:spacing w:before="280" w:after="80"/>
         <w:keepNext/>
         <w:pBdr>
           <w:bottom w:val="single" w:sz="6" w:space="1" w:color="8B0000"/>
         </w:pBdr>
-        <w:pageBreakBefore/>
       </w:pPr>
       <w:r>
         <w:rPr>
@@ -2259,7 +2298,7 @@
     <w:p>
       <w:pPr>
         <w:pStyle w:val="Heading3"/>
-        <w:spacing w:before="240" w:after="120"/>
+        <w:spacing w:before="200" w:after="80"/>
         <w:keepNext/>
       </w:pPr>
       <w:r>
@@ -2290,7 +2329,7 @@
     <w:p>
       <w:pPr>
         <w:pStyle w:val="Heading4"/>
-        <w:spacing w:before="240" w:after="120"/>
+        <w:spacing w:before="200" w:after="80"/>
         <w:keepNext/>
       </w:pPr>
       <w:r>
@@ -2397,7 +2436,7 @@
     <w:p>
       <w:pPr>
         <w:pStyle w:val="Heading4"/>
-        <w:spacing w:before="240" w:after="120"/>
+        <w:spacing w:before="200" w:after="80"/>
         <w:keepNext/>
       </w:pPr>
       <w:r>
@@ -2428,7 +2467,7 @@
     <w:p>
       <w:pPr>
         <w:pStyle w:val="Heading3"/>
-        <w:spacing w:before="240" w:after="120"/>
+        <w:spacing w:before="200" w:after="80"/>
         <w:keepNext/>
       </w:pPr>
       <w:r>
@@ -2459,7 +2498,7 @@
     <w:p>
       <w:pPr>
         <w:pStyle w:val="Heading3"/>
-        <w:spacing w:before="240" w:after="120"/>
+        <w:spacing w:before="200" w:after="80"/>
         <w:keepNext/>
       </w:pPr>
       <w:r>
@@ -2490,7 +2529,7 @@
     <w:p>
       <w:pPr>
         <w:pStyle w:val="Heading3"/>
-        <w:spacing w:before="240" w:after="120"/>
+        <w:spacing w:before="200" w:after="80"/>
         <w:keepNext/>
       </w:pPr>
       <w:r>
@@ -2610,7 +2649,7 @@
     <w:p>
       <w:pPr>
         <w:pStyle w:val="Heading3"/>
-        <w:spacing w:before="240" w:after="120"/>
+        <w:spacing w:before="200" w:after="80"/>
         <w:keepNext/>
       </w:pPr>
       <w:r>
@@ -2655,12 +2694,11 @@
     <w:p>
       <w:pPr>
         <w:pStyle w:val="Heading2"/>
-        <w:spacing w:before="240" w:after="120"/>
+        <w:spacing w:before="280" w:after="80"/>
         <w:keepNext/>
         <w:pBdr>
           <w:bottom w:val="single" w:sz="6" w:space="1" w:color="8B0000"/>
         </w:pBdr>
-        <w:pageBreakBefore/>
       </w:pPr>
       <w:r>
         <w:rPr>
@@ -2677,7 +2715,7 @@
     <w:p>
       <w:pPr>
         <w:pStyle w:val="Heading3"/>
-        <w:spacing w:before="240" w:after="120"/>
+        <w:spacing w:before="200" w:after="80"/>
         <w:keepNext/>
       </w:pPr>
       <w:r>
@@ -2708,7 +2746,7 @@
     <w:p>
       <w:pPr>
         <w:pStyle w:val="Heading3"/>
-        <w:spacing w:before="240" w:after="120"/>
+        <w:spacing w:before="200" w:after="80"/>
         <w:keepNext/>
       </w:pPr>
       <w:r>
@@ -2739,7 +2777,7 @@
     <w:p>
       <w:pPr>
         <w:pStyle w:val="Heading3"/>
-        <w:spacing w:before="240" w:after="120"/>
+        <w:spacing w:before="200" w:after="80"/>
         <w:keepNext/>
       </w:pPr>
       <w:r>
@@ -2861,7 +2899,7 @@
     <w:p>
       <w:pPr>
         <w:pStyle w:val="Heading3"/>
-        <w:spacing w:before="240" w:after="120"/>
+        <w:spacing w:before="200" w:after="80"/>
         <w:keepNext/>
       </w:pPr>
       <w:r>
@@ -2892,7 +2930,7 @@
     <w:p>
       <w:pPr>
         <w:pStyle w:val="Heading3"/>
-        <w:spacing w:before="240" w:after="120"/>
+        <w:spacing w:before="200" w:after="80"/>
         <w:keepNext/>
       </w:pPr>
       <w:r>
@@ -2998,7 +3036,7 @@
     <w:p>
       <w:pPr>
         <w:pStyle w:val="Heading3"/>
-        <w:spacing w:before="240" w:after="120"/>
+        <w:spacing w:before="200" w:after="80"/>
         <w:keepNext/>
       </w:pPr>
       <w:r>
@@ -3043,12 +3081,11 @@
     <w:p>
       <w:pPr>
         <w:pStyle w:val="Heading2"/>
-        <w:spacing w:before="240" w:after="120"/>
+        <w:spacing w:before="280" w:after="80"/>
         <w:keepNext/>
         <w:pBdr>
           <w:bottom w:val="single" w:sz="6" w:space="1" w:color="8B0000"/>
         </w:pBdr>
-        <w:pageBreakBefore/>
       </w:pPr>
       <w:r>
         <w:rPr>
@@ -3065,7 +3102,7 @@
     <w:p>
       <w:pPr>
         <w:pStyle w:val="Heading3"/>
-        <w:spacing w:before="240" w:after="120"/>
+        <w:spacing w:before="200" w:after="80"/>
         <w:keepNext/>
       </w:pPr>
       <w:r>
@@ -3110,7 +3147,7 @@
     <w:p>
       <w:pPr>
         <w:pStyle w:val="Heading3"/>
-        <w:spacing w:before="240" w:after="120"/>
+        <w:spacing w:before="200" w:after="80"/>
         <w:keepNext/>
       </w:pPr>
       <w:r>
@@ -3141,7 +3178,7 @@
     <w:p>
       <w:pPr>
         <w:pStyle w:val="Heading3"/>
-        <w:spacing w:before="240" w:after="120"/>
+        <w:spacing w:before="200" w:after="80"/>
         <w:keepNext/>
       </w:pPr>
       <w:r>
@@ -3186,7 +3223,7 @@
     <w:p>
       <w:pPr>
         <w:pStyle w:val="Heading3"/>
-        <w:spacing w:before="240" w:after="120"/>
+        <w:spacing w:before="200" w:after="80"/>
         <w:keepNext/>
       </w:pPr>
       <w:r>
@@ -3217,7 +3254,7 @@
     <w:p>
       <w:pPr>
         <w:pStyle w:val="Heading3"/>
-        <w:spacing w:before="240" w:after="120"/>
+        <w:spacing w:before="200" w:after="80"/>
         <w:keepNext/>
       </w:pPr>
       <w:r>
@@ -3248,7 +3285,7 @@
     <w:p>
       <w:pPr>
         <w:pStyle w:val="Heading3"/>
-        <w:spacing w:before="240" w:after="120"/>
+        <w:spacing w:before="200" w:after="80"/>
         <w:keepNext/>
       </w:pPr>
       <w:r>
@@ -3340,7 +3377,7 @@
     <w:p>
       <w:pPr>
         <w:pStyle w:val="Heading3"/>
-        <w:spacing w:before="240" w:after="120"/>
+        <w:spacing w:before="200" w:after="80"/>
         <w:keepNext/>
       </w:pPr>
       <w:r>
@@ -3431,7 +3468,7 @@
     <w:p>
       <w:pPr>
         <w:pStyle w:val="Heading3"/>
-        <w:spacing w:before="240" w:after="120"/>
+        <w:spacing w:before="200" w:after="80"/>
         <w:keepNext/>
       </w:pPr>
       <w:r>
@@ -3476,12 +3513,11 @@
     <w:p>
       <w:pPr>
         <w:pStyle w:val="Heading2"/>
-        <w:spacing w:before="240" w:after="120"/>
+        <w:spacing w:before="280" w:after="80"/>
         <w:keepNext/>
         <w:pBdr>
           <w:bottom w:val="single" w:sz="6" w:space="1" w:color="8B0000"/>
         </w:pBdr>
-        <w:pageBreakBefore/>
       </w:pPr>
       <w:r>
         <w:rPr>
@@ -3498,7 +3534,7 @@
     <w:p>
       <w:pPr>
         <w:pStyle w:val="Heading3"/>
-        <w:spacing w:before="240" w:after="120"/>
+        <w:spacing w:before="200" w:after="80"/>
         <w:keepNext/>
       </w:pPr>
       <w:r>
@@ -3529,7 +3565,7 @@
     <w:p>
       <w:pPr>
         <w:pStyle w:val="Heading3"/>
-        <w:spacing w:before="240" w:after="120"/>
+        <w:spacing w:before="200" w:after="80"/>
         <w:keepNext/>
       </w:pPr>
       <w:r>
@@ -3560,7 +3596,7 @@
     <w:p>
       <w:pPr>
         <w:pStyle w:val="Heading3"/>
-        <w:spacing w:before="240" w:after="120"/>
+        <w:spacing w:before="200" w:after="80"/>
         <w:keepNext/>
       </w:pPr>
       <w:r>
@@ -3591,7 +3627,7 @@
     <w:p>
       <w:pPr>
         <w:pStyle w:val="Heading3"/>
-        <w:spacing w:before="240" w:after="120"/>
+        <w:spacing w:before="200" w:after="80"/>
         <w:keepNext/>
       </w:pPr>
       <w:r>
@@ -3622,7 +3658,7 @@
     <w:p>
       <w:pPr>
         <w:pStyle w:val="Heading3"/>
-        <w:spacing w:before="240" w:after="120"/>
+        <w:spacing w:before="200" w:after="80"/>
         <w:keepNext/>
       </w:pPr>
       <w:r>
@@ -3667,12 +3703,11 @@
     <w:p>
       <w:pPr>
         <w:pStyle w:val="Heading2"/>
-        <w:spacing w:before="240" w:after="120"/>
+        <w:spacing w:before="280" w:after="80"/>
         <w:keepNext/>
         <w:pBdr>
           <w:bottom w:val="single" w:sz="6" w:space="1" w:color="8B0000"/>
         </w:pBdr>
-        <w:pageBreakBefore/>
       </w:pPr>
       <w:r>
         <w:rPr>
@@ -3689,7 +3724,7 @@
     <w:p>
       <w:pPr>
         <w:pStyle w:val="Heading3"/>
-        <w:spacing w:before="240" w:after="120"/>
+        <w:spacing w:before="200" w:after="80"/>
         <w:keepNext/>
       </w:pPr>
       <w:r>
@@ -3720,7 +3755,7 @@
     <w:p>
       <w:pPr>
         <w:pStyle w:val="Heading3"/>
-        <w:spacing w:before="240" w:after="120"/>
+        <w:spacing w:before="200" w:after="80"/>
         <w:keepNext/>
       </w:pPr>
       <w:r>
@@ -3751,7 +3786,7 @@
     <w:p>
       <w:pPr>
         <w:pStyle w:val="Heading3"/>
-        <w:spacing w:before="240" w:after="120"/>
+        <w:spacing w:before="200" w:after="80"/>
         <w:keepNext/>
       </w:pPr>
       <w:r>
@@ -3782,7 +3817,7 @@
     <w:p>
       <w:pPr>
         <w:pStyle w:val="Heading3"/>
-        <w:spacing w:before="240" w:after="120"/>
+        <w:spacing w:before="200" w:after="80"/>
         <w:keepNext/>
       </w:pPr>
       <w:r>
@@ -3813,7 +3848,7 @@
     <w:p>
       <w:pPr>
         <w:pStyle w:val="Heading3"/>
-        <w:spacing w:before="240" w:after="120"/>
+        <w:spacing w:before="200" w:after="80"/>
         <w:keepNext/>
       </w:pPr>
       <w:r>
@@ -3844,7 +3879,7 @@
     <w:p>
       <w:pPr>
         <w:pStyle w:val="Heading3"/>
-        <w:spacing w:before="240" w:after="120"/>
+        <w:spacing w:before="200" w:after="80"/>
         <w:keepNext/>
       </w:pPr>
       <w:r>
@@ -4023,12 +4058,11 @@
     <w:p>
       <w:pPr>
         <w:pStyle w:val="Heading2"/>
-        <w:spacing w:before="240" w:after="120"/>
+        <w:spacing w:before="280" w:after="80"/>
         <w:keepNext/>
         <w:pBdr>
           <w:bottom w:val="single" w:sz="6" w:space="1" w:color="8B0000"/>
         </w:pBdr>
-        <w:pageBreakBefore/>
       </w:pPr>
       <w:r>
         <w:rPr>
@@ -4045,7 +4079,7 @@
     <w:p>
       <w:pPr>
         <w:pStyle w:val="Heading3"/>
-        <w:spacing w:before="240" w:after="120"/>
+        <w:spacing w:before="200" w:after="80"/>
         <w:keepNext/>
       </w:pPr>
       <w:r>
@@ -4076,7 +4110,7 @@
     <w:p>
       <w:pPr>
         <w:pStyle w:val="Heading3"/>
-        <w:spacing w:before="240" w:after="120"/>
+        <w:spacing w:before="200" w:after="80"/>
         <w:keepNext/>
       </w:pPr>
       <w:r>
@@ -4121,7 +4155,7 @@
     <w:p>
       <w:pPr>
         <w:pStyle w:val="Heading3"/>
-        <w:spacing w:before="240" w:after="120"/>
+        <w:spacing w:before="200" w:after="80"/>
         <w:keepNext/>
       </w:pPr>
       <w:r>
@@ -4152,7 +4186,7 @@
     <w:p>
       <w:pPr>
         <w:pStyle w:val="Heading3"/>
-        <w:spacing w:before="240" w:after="120"/>
+        <w:spacing w:before="200" w:after="80"/>
         <w:keepNext/>
       </w:pPr>
       <w:r>
@@ -4197,12 +4231,11 @@
     <w:p>
       <w:pPr>
         <w:pStyle w:val="Heading2"/>
-        <w:spacing w:before="240" w:after="120"/>
+        <w:spacing w:before="280" w:after="80"/>
         <w:keepNext/>
         <w:pBdr>
           <w:bottom w:val="single" w:sz="6" w:space="1" w:color="8B0000"/>
         </w:pBdr>
-        <w:pageBreakBefore/>
       </w:pPr>
       <w:r>
         <w:rPr>
@@ -4219,7 +4252,7 @@
     <w:p>
       <w:pPr>
         <w:pStyle w:val="Heading3"/>
-        <w:spacing w:before="240" w:after="120"/>
+        <w:spacing w:before="200" w:after="80"/>
         <w:keepNext/>
       </w:pPr>
       <w:r>
@@ -4428,7 +4461,7 @@
     <w:p>
       <w:pPr>
         <w:pStyle w:val="Heading3"/>
-        <w:spacing w:before="240" w:after="120"/>
+        <w:spacing w:before="200" w:after="80"/>
         <w:keepNext/>
       </w:pPr>
       <w:r>
@@ -4637,7 +4670,7 @@
     <w:p>
       <w:pPr>
         <w:pStyle w:val="Heading3"/>
-        <w:spacing w:before="240" w:after="120"/>
+        <w:spacing w:before="200" w:after="80"/>
         <w:keepNext/>
       </w:pPr>
       <w:r>
@@ -4822,7 +4855,7 @@
     <w:p>
       <w:pPr>
         <w:pStyle w:val="Heading3"/>
-        <w:spacing w:before="240" w:after="120"/>
+        <w:spacing w:before="200" w:after="80"/>
         <w:keepNext/>
       </w:pPr>
       <w:r>
@@ -5031,7 +5064,7 @@
     <w:p>
       <w:pPr>
         <w:pStyle w:val="Heading3"/>
-        <w:spacing w:before="240" w:after="120"/>
+        <w:spacing w:before="200" w:after="80"/>
         <w:keepNext/>
       </w:pPr>
       <w:r>
@@ -5286,12 +5319,11 @@
     <w:p>
       <w:pPr>
         <w:pStyle w:val="Heading2"/>
-        <w:spacing w:before="240" w:after="120"/>
+        <w:spacing w:before="280" w:after="80"/>
         <w:keepNext/>
         <w:pBdr>
           <w:bottom w:val="single" w:sz="6" w:space="1" w:color="8B0000"/>
         </w:pBdr>
-        <w:pageBreakBefore/>
       </w:pPr>
       <w:r>
         <w:rPr>
@@ -5699,12 +5731,11 @@
     <w:p>
       <w:pPr>
         <w:pStyle w:val="Heading2"/>
-        <w:spacing w:before="240" w:after="120"/>
+        <w:spacing w:before="280" w:after="80"/>
         <w:keepNext/>
         <w:pBdr>
           <w:bottom w:val="single" w:sz="6" w:space="1" w:color="8B0000"/>
         </w:pBdr>
-        <w:pageBreakBefore/>
       </w:pPr>
       <w:r>
         <w:rPr>
@@ -5901,12 +5932,11 @@
     <w:p>
       <w:pPr>
         <w:pStyle w:val="Heading2"/>
-        <w:spacing w:before="240" w:after="120"/>
+        <w:spacing w:before="280" w:after="80"/>
         <w:keepNext/>
         <w:pBdr>
           <w:bottom w:val="single" w:sz="6" w:space="1" w:color="8B0000"/>
         </w:pBdr>
-        <w:pageBreakBefore/>
       </w:pPr>
       <w:r>
         <w:rPr>
@@ -5920,6 +5950,415 @@
         <w:t>FIGURE 1: EXAMPLE BASIC URVI ORGANIZATION</w:t>
       </w:r>
     </w:p>
+    <w:tbl>
+      <w:tblPr>
+        <w:tblW w:type="auto" w:w="0"/>
+        <w:jc w:val="center"/>
+        <w:tblLayout w:type="fixed"/>
+        <w:tblLook w:firstColumn="1" w:firstRow="1" w:lastColumn="0" w:lastRow="0" w:noHBand="0" w:noVBand="1" w:val="04A0"/>
+      </w:tblPr>
+      <w:tblGrid>
+        <w:gridCol w:w="2340"/>
+        <w:gridCol w:w="2340"/>
+        <w:gridCol w:w="2340"/>
+        <w:gridCol w:w="2340"/>
+      </w:tblGrid>
+      <w:tr>
+        <w:tc>
+          <w:tcPr>
+            <w:tcW w:type="dxa" w:w="8640"/>
+            <w:gridSpan w:val="4"/>
+            <w:shd w:val="clear" w:color="auto" w:fill="F2F2F2"/>
+            <w:tcBorders>
+              <w:top w:val="single" w:sz="8" w:color="8B0000"/>
+              <w:left w:val="single" w:sz="8" w:color="8B0000"/>
+              <w:bottom w:val="single" w:sz="8" w:color="8B0000"/>
+              <w:right w:val="single" w:sz="8" w:color="8B0000"/>
+            </w:tcBorders>
+            <w:vAlign w:val="center"/>
+          </w:tcPr>
+          <w:p>
+            <w:pPr>
+              <w:spacing w:before="80" w:after="40" w:line="240" w:lineRule="auto"/>
+              <w:jc w:val="center"/>
+            </w:pPr>
+            <w:r>
+              <w:rPr>
+                <w:rFonts w:ascii="Times New Roman" w:hAnsi="Times New Roman" w:cs="Times New Roman"/>
+                <w:b/>
+                <w:i w:val="0"/>
+                <w:sz w:val="20"/>
+              </w:rPr>
+              <w:t>Unified Command</w:t>
+            </w:r>
+          </w:p>
+          <w:p>
+            <w:pPr>
+              <w:spacing w:before="0" w:after="80" w:line="240" w:lineRule="auto"/>
+              <w:jc w:val="center"/>
+            </w:pPr>
+            <w:r>
+              <w:rPr>
+                <w:rFonts w:ascii="Times New Roman" w:hAnsi="Times New Roman" w:cs="Times New Roman"/>
+                <w:b w:val="0"/>
+                <w:i w:val="0"/>
+                <w:sz w:val="18"/>
+              </w:rPr>
+              <w:t>(Law Enforcement / Fire / EMS)</w:t>
+            </w:r>
+          </w:p>
+        </w:tc>
+      </w:tr>
+      <w:tr>
+        <w:tc>
+          <w:tcPr>
+            <w:tcW w:type="dxa" w:w="8640"/>
+            <w:gridSpan w:val="4"/>
+            <w:tcBorders>
+              <w:top w:val="nil"/>
+              <w:left w:val="nil"/>
+              <w:bottom w:val="nil"/>
+              <w:right w:val="nil"/>
+            </w:tcBorders>
+          </w:tcPr>
+          <w:p>
+            <w:pPr>
+              <w:spacing w:before="0" w:after="0" w:line="240" w:lineRule="auto"/>
+              <w:jc w:val="center"/>
+            </w:pPr>
+            <w:r>
+              <w:rPr>
+                <w:rFonts w:ascii="Times New Roman" w:hAnsi="Times New Roman" w:cs="Times New Roman"/>
+                <w:b/>
+                <w:i w:val="0"/>
+                <w:color w:val="8B0000"/>
+                <w:sz w:val="24"/>
+              </w:rPr>
+              <w:t>│</w:t>
+            </w:r>
+          </w:p>
+        </w:tc>
+      </w:tr>
+      <w:tr>
+        <w:tc>
+          <w:tcPr>
+            <w:tcW w:type="dxa" w:w="4320"/>
+            <w:gridSpan w:val="2"/>
+            <w:shd w:val="clear" w:color="auto" w:fill="F2F2F2"/>
+            <w:tcBorders>
+              <w:top w:val="single" w:sz="8" w:color="8B0000"/>
+              <w:left w:val="single" w:sz="8" w:color="8B0000"/>
+              <w:bottom w:val="single" w:sz="8" w:color="8B0000"/>
+              <w:right w:val="single" w:sz="8" w:color="8B0000"/>
+            </w:tcBorders>
+            <w:vAlign w:val="center"/>
+          </w:tcPr>
+          <w:p>
+            <w:pPr>
+              <w:spacing w:before="80" w:after="40" w:line="240" w:lineRule="auto"/>
+              <w:jc w:val="center"/>
+            </w:pPr>
+            <w:r>
+              <w:rPr>
+                <w:rFonts w:ascii="Times New Roman" w:hAnsi="Times New Roman" w:cs="Times New Roman"/>
+                <w:b/>
+                <w:i w:val="0"/>
+                <w:sz w:val="20"/>
+              </w:rPr>
+              <w:t>Contact Group</w:t>
+            </w:r>
+          </w:p>
+          <w:p>
+            <w:pPr>
+              <w:spacing w:before="0" w:after="80" w:line="240" w:lineRule="auto"/>
+              <w:jc w:val="center"/>
+            </w:pPr>
+            <w:r>
+              <w:rPr>
+                <w:rFonts w:ascii="Times New Roman" w:hAnsi="Times New Roman" w:cs="Times New Roman"/>
+                <w:b w:val="0"/>
+                <w:i w:val="0"/>
+                <w:sz w:val="18"/>
+              </w:rPr>
+              <w:t>(Supervisor)</w:t>
+            </w:r>
+          </w:p>
+        </w:tc>
+        <w:tc>
+          <w:tcPr>
+            <w:tcW w:type="dxa" w:w="4320"/>
+            <w:gridSpan w:val="2"/>
+            <w:shd w:val="clear" w:color="auto" w:fill="F2F2F2"/>
+            <w:tcBorders>
+              <w:top w:val="single" w:sz="8" w:color="8B0000"/>
+              <w:left w:val="single" w:sz="8" w:color="8B0000"/>
+              <w:bottom w:val="single" w:sz="8" w:color="8B0000"/>
+              <w:right w:val="single" w:sz="8" w:color="8B0000"/>
+            </w:tcBorders>
+            <w:vAlign w:val="center"/>
+          </w:tcPr>
+          <w:p>
+            <w:pPr>
+              <w:spacing w:before="80" w:after="40" w:line="240" w:lineRule="auto"/>
+              <w:jc w:val="center"/>
+            </w:pPr>
+            <w:r>
+              <w:rPr>
+                <w:rFonts w:ascii="Times New Roman" w:hAnsi="Times New Roman" w:cs="Times New Roman"/>
+                <w:b/>
+                <w:i w:val="0"/>
+                <w:sz w:val="20"/>
+              </w:rPr>
+              <w:t>Rescue Group</w:t>
+            </w:r>
+          </w:p>
+          <w:p>
+            <w:pPr>
+              <w:spacing w:before="0" w:after="80" w:line="240" w:lineRule="auto"/>
+              <w:jc w:val="center"/>
+            </w:pPr>
+            <w:r>
+              <w:rPr>
+                <w:rFonts w:ascii="Times New Roman" w:hAnsi="Times New Roman" w:cs="Times New Roman"/>
+                <w:b w:val="0"/>
+                <w:i w:val="0"/>
+                <w:sz w:val="18"/>
+              </w:rPr>
+              <w:t>(Supervisor)</w:t>
+            </w:r>
+          </w:p>
+        </w:tc>
+      </w:tr>
+      <w:tr>
+        <w:tc>
+          <w:tcPr>
+            <w:tcW w:type="dxa" w:w="2160"/>
+            <w:tcBorders>
+              <w:top w:val="nil"/>
+              <w:left w:val="nil"/>
+              <w:bottom w:val="nil"/>
+              <w:right w:val="nil"/>
+            </w:tcBorders>
+          </w:tcPr>
+          <w:p>
+            <w:pPr>
+              <w:spacing w:before="0" w:after="0" w:line="240" w:lineRule="auto"/>
+              <w:jc w:val="center"/>
+            </w:pPr>
+            <w:r>
+              <w:rPr>
+                <w:rFonts w:ascii="Times New Roman" w:hAnsi="Times New Roman" w:cs="Times New Roman"/>
+                <w:b/>
+                <w:i w:val="0"/>
+                <w:color w:val="8B0000"/>
+                <w:sz w:val="24"/>
+              </w:rPr>
+              <w:t>│</w:t>
+            </w:r>
+          </w:p>
+        </w:tc>
+        <w:tc>
+          <w:tcPr>
+            <w:tcW w:type="dxa" w:w="2160"/>
+            <w:tcBorders>
+              <w:top w:val="nil"/>
+              <w:left w:val="nil"/>
+              <w:bottom w:val="nil"/>
+              <w:right w:val="nil"/>
+            </w:tcBorders>
+          </w:tcPr>
+          <w:p>
+            <w:pPr>
+              <w:spacing w:before="0" w:after="0" w:line="240" w:lineRule="auto"/>
+              <w:jc w:val="center"/>
+            </w:pPr>
+            <w:r>
+              <w:rPr>
+                <w:rFonts w:ascii="Times New Roman" w:hAnsi="Times New Roman" w:cs="Times New Roman"/>
+                <w:b/>
+                <w:i w:val="0"/>
+                <w:color w:val="8B0000"/>
+                <w:sz w:val="24"/>
+              </w:rPr>
+              <w:t>│</w:t>
+            </w:r>
+          </w:p>
+        </w:tc>
+        <w:tc>
+          <w:tcPr>
+            <w:tcW w:type="dxa" w:w="2160"/>
+            <w:tcBorders>
+              <w:top w:val="nil"/>
+              <w:left w:val="nil"/>
+              <w:bottom w:val="nil"/>
+              <w:right w:val="nil"/>
+            </w:tcBorders>
+          </w:tcPr>
+          <w:p>
+            <w:pPr>
+              <w:spacing w:before="0" w:after="0" w:line="240" w:lineRule="auto"/>
+              <w:jc w:val="center"/>
+            </w:pPr>
+            <w:r>
+              <w:rPr>
+                <w:rFonts w:ascii="Times New Roman" w:hAnsi="Times New Roman" w:cs="Times New Roman"/>
+                <w:b/>
+                <w:i w:val="0"/>
+                <w:color w:val="8B0000"/>
+                <w:sz w:val="24"/>
+              </w:rPr>
+              <w:t>│</w:t>
+            </w:r>
+          </w:p>
+        </w:tc>
+        <w:tc>
+          <w:tcPr>
+            <w:tcW w:type="dxa" w:w="2160"/>
+            <w:tcBorders>
+              <w:top w:val="nil"/>
+              <w:left w:val="nil"/>
+              <w:bottom w:val="nil"/>
+              <w:right w:val="nil"/>
+            </w:tcBorders>
+          </w:tcPr>
+          <w:p>
+            <w:pPr>
+              <w:spacing w:before="0" w:after="0" w:line="240" w:lineRule="auto"/>
+              <w:jc w:val="center"/>
+            </w:pPr>
+            <w:r>
+              <w:rPr>
+                <w:rFonts w:ascii="Times New Roman" w:hAnsi="Times New Roman" w:cs="Times New Roman"/>
+                <w:b/>
+                <w:i w:val="0"/>
+                <w:color w:val="8B0000"/>
+                <w:sz w:val="24"/>
+              </w:rPr>
+              <w:t>│</w:t>
+            </w:r>
+          </w:p>
+        </w:tc>
+      </w:tr>
+      <w:tr>
+        <w:tc>
+          <w:tcPr>
+            <w:tcW w:type="dxa" w:w="2160"/>
+            <w:shd w:val="clear" w:color="auto" w:fill="F2F2F2"/>
+            <w:tcBorders>
+              <w:top w:val="single" w:sz="8" w:color="8B0000"/>
+              <w:left w:val="single" w:sz="8" w:color="8B0000"/>
+              <w:bottom w:val="single" w:sz="8" w:color="8B0000"/>
+              <w:right w:val="single" w:sz="8" w:color="8B0000"/>
+            </w:tcBorders>
+            <w:vAlign w:val="center"/>
+          </w:tcPr>
+          <w:p>
+            <w:pPr>
+              <w:spacing w:before="80" w:after="80" w:line="240" w:lineRule="auto"/>
+              <w:jc w:val="center"/>
+            </w:pPr>
+            <w:r>
+              <w:rPr>
+                <w:rFonts w:ascii="Times New Roman" w:hAnsi="Times New Roman" w:cs="Times New Roman"/>
+                <w:b/>
+                <w:i w:val="0"/>
+                <w:sz w:val="20"/>
+              </w:rPr>
+              <w:t>Contact Team 1</w:t>
+            </w:r>
+          </w:p>
+        </w:tc>
+        <w:tc>
+          <w:tcPr>
+            <w:tcW w:type="dxa" w:w="2160"/>
+            <w:shd w:val="clear" w:color="auto" w:fill="F2F2F2"/>
+            <w:tcBorders>
+              <w:top w:val="single" w:sz="8" w:color="8B0000"/>
+              <w:left w:val="single" w:sz="8" w:color="8B0000"/>
+              <w:bottom w:val="single" w:sz="8" w:color="8B0000"/>
+              <w:right w:val="single" w:sz="8" w:color="8B0000"/>
+            </w:tcBorders>
+            <w:vAlign w:val="center"/>
+          </w:tcPr>
+          <w:p>
+            <w:pPr>
+              <w:spacing w:before="80" w:after="80" w:line="240" w:lineRule="auto"/>
+              <w:jc w:val="center"/>
+            </w:pPr>
+            <w:r>
+              <w:rPr>
+                <w:rFonts w:ascii="Times New Roman" w:hAnsi="Times New Roman" w:cs="Times New Roman"/>
+                <w:b/>
+                <w:i w:val="0"/>
+                <w:sz w:val="20"/>
+              </w:rPr>
+              <w:t>Contact Team 2</w:t>
+            </w:r>
+          </w:p>
+        </w:tc>
+        <w:tc>
+          <w:tcPr>
+            <w:tcW w:type="dxa" w:w="2160"/>
+            <w:shd w:val="clear" w:color="auto" w:fill="F2F2F2"/>
+            <w:tcBorders>
+              <w:top w:val="single" w:sz="8" w:color="8B0000"/>
+              <w:left w:val="single" w:sz="8" w:color="8B0000"/>
+              <w:bottom w:val="single" w:sz="8" w:color="8B0000"/>
+              <w:right w:val="single" w:sz="8" w:color="8B0000"/>
+            </w:tcBorders>
+            <w:vAlign w:val="center"/>
+          </w:tcPr>
+          <w:p>
+            <w:pPr>
+              <w:spacing w:before="80" w:after="80" w:line="240" w:lineRule="auto"/>
+              <w:jc w:val="center"/>
+            </w:pPr>
+            <w:r>
+              <w:rPr>
+                <w:rFonts w:ascii="Times New Roman" w:hAnsi="Times New Roman" w:cs="Times New Roman"/>
+                <w:b/>
+                <w:i w:val="0"/>
+                <w:sz w:val="20"/>
+              </w:rPr>
+              <w:t>RTF 1</w:t>
+            </w:r>
+          </w:p>
+        </w:tc>
+        <w:tc>
+          <w:tcPr>
+            <w:tcW w:type="dxa" w:w="2160"/>
+            <w:shd w:val="clear" w:color="auto" w:fill="F2F2F2"/>
+            <w:tcBorders>
+              <w:top w:val="single" w:sz="8" w:color="8B0000"/>
+              <w:left w:val="single" w:sz="8" w:color="8B0000"/>
+              <w:bottom w:val="single" w:sz="8" w:color="8B0000"/>
+              <w:right w:val="single" w:sz="8" w:color="8B0000"/>
+            </w:tcBorders>
+            <w:vAlign w:val="center"/>
+          </w:tcPr>
+          <w:p>
+            <w:pPr>
+              <w:spacing w:before="80" w:after="80" w:line="240" w:lineRule="auto"/>
+              <w:jc w:val="center"/>
+            </w:pPr>
+            <w:r>
+              <w:rPr>
+                <w:rFonts w:ascii="Times New Roman" w:hAnsi="Times New Roman" w:cs="Times New Roman"/>
+                <w:b/>
+                <w:i w:val="0"/>
+                <w:sz w:val="20"/>
+              </w:rPr>
+              <w:t>RTF 2</w:t>
+            </w:r>
+          </w:p>
+        </w:tc>
+      </w:tr>
+    </w:tbl>
+    <w:p>
+      <w:pPr>
+        <w:spacing w:before="0" w:after="120"/>
+      </w:pPr>
+    </w:p>
     <w:p>
       <w:pPr>
         <w:spacing w:after="120" w:line="276" w:lineRule="auto"/>
@@ -5927,151 +6366,11 @@
       <w:r>
         <w:rPr>
           <w:rFonts w:ascii="Times New Roman" w:hAnsi="Times New Roman" w:cs="Times New Roman"/>
-          <w:b/>
-          <w:i w:val="0"/>
-          <w:sz w:val="22"/>
-        </w:rPr>
-        <w:t>FIGURE 1: EXAMPLE BASIC URVI ORGANIZATION</w:t>
-      </w:r>
-    </w:p>
-    <w:p>
-      <w:pPr>
-        <w:spacing w:after="0" w:line="240" w:lineRule="auto"/>
-      </w:pPr>
-      <w:r>
-        <w:rPr>
-          <w:rFonts w:ascii="Courier New" w:hAnsi="Courier New" w:cs="Courier New"/>
           <w:b w:val="0"/>
-          <w:i w:val="0"/>
-          <w:sz w:val="18"/>
-        </w:rPr>
-        <w:t xml:space="preserve">                        Unified Command</w:t>
-      </w:r>
-    </w:p>
-    <w:p>
-      <w:pPr>
-        <w:spacing w:after="0" w:line="240" w:lineRule="auto"/>
-      </w:pPr>
-      <w:r>
-        <w:rPr>
-          <w:rFonts w:ascii="Courier New" w:hAnsi="Courier New" w:cs="Courier New"/>
-          <w:b w:val="0"/>
-          <w:i w:val="0"/>
-          <w:sz w:val="18"/>
-        </w:rPr>
-        <w:t xml:space="preserve">                   (Law Enforcement / Fire / EMS)</w:t>
-      </w:r>
-    </w:p>
-    <w:p>
-      <w:pPr>
-        <w:spacing w:after="0" w:line="240" w:lineRule="auto"/>
-      </w:pPr>
-      <w:r>
-        <w:rPr>
-          <w:rFonts w:ascii="Courier New" w:hAnsi="Courier New" w:cs="Courier New"/>
-          <w:b w:val="0"/>
-          <w:i w:val="0"/>
-          <w:sz w:val="18"/>
-        </w:rPr>
-        <w:t xml:space="preserve">                              |</w:t>
-      </w:r>
-    </w:p>
-    <w:p>
-      <w:pPr>
-        <w:spacing w:after="0" w:line="240" w:lineRule="auto"/>
-      </w:pPr>
-      <w:r>
-        <w:rPr>
-          <w:rFonts w:ascii="Courier New" w:hAnsi="Courier New" w:cs="Courier New"/>
-          <w:b w:val="0"/>
-          <w:i w:val="0"/>
-          <w:sz w:val="18"/>
-        </w:rPr>
-        <w:t xml:space="preserve">              ┌───────────────┴───────────────┐</w:t>
-      </w:r>
-    </w:p>
-    <w:p>
-      <w:pPr>
-        <w:spacing w:after="0" w:line="240" w:lineRule="auto"/>
-      </w:pPr>
-      <w:r>
-        <w:rPr>
-          <w:rFonts w:ascii="Courier New" w:hAnsi="Courier New" w:cs="Courier New"/>
-          <w:b w:val="0"/>
-          <w:i w:val="0"/>
-          <w:sz w:val="18"/>
-        </w:rPr>
-        <w:t xml:space="preserve">        Contact Group                    Rescue Group</w:t>
-      </w:r>
-    </w:p>
-    <w:p>
-      <w:pPr>
-        <w:spacing w:after="0" w:line="240" w:lineRule="auto"/>
-      </w:pPr>
-      <w:r>
-        <w:rPr>
-          <w:rFonts w:ascii="Courier New" w:hAnsi="Courier New" w:cs="Courier New"/>
-          <w:b w:val="0"/>
-          <w:i w:val="0"/>
-          <w:sz w:val="18"/>
-        </w:rPr>
-        <w:t xml:space="preserve">         (Supervisor)                    (Supervisor)</w:t>
-      </w:r>
-    </w:p>
-    <w:p>
-      <w:pPr>
-        <w:spacing w:after="0" w:line="240" w:lineRule="auto"/>
-      </w:pPr>
-      <w:r>
-        <w:rPr>
-          <w:rFonts w:ascii="Courier New" w:hAnsi="Courier New" w:cs="Courier New"/>
-          <w:b w:val="0"/>
-          <w:i w:val="0"/>
-          <w:sz w:val="18"/>
-        </w:rPr>
-        <w:t xml:space="preserve">              |                               |</w:t>
-      </w:r>
-    </w:p>
-    <w:p>
-      <w:pPr>
-        <w:spacing w:after="0" w:line="240" w:lineRule="auto"/>
-      </w:pPr>
-      <w:r>
-        <w:rPr>
-          <w:rFonts w:ascii="Courier New" w:hAnsi="Courier New" w:cs="Courier New"/>
-          <w:b w:val="0"/>
-          <w:i w:val="0"/>
-          <w:sz w:val="18"/>
-        </w:rPr>
-        <w:t xml:space="preserve">       ┌──────┴──────┐                 ┌──────┴──────┐</w:t>
-      </w:r>
-    </w:p>
-    <w:p>
-      <w:pPr>
-        <w:spacing w:after="0" w:line="240" w:lineRule="auto"/>
-      </w:pPr>
-      <w:r>
-        <w:rPr>
-          <w:rFonts w:ascii="Courier New" w:hAnsi="Courier New" w:cs="Courier New"/>
-          <w:b w:val="0"/>
-          <w:i w:val="0"/>
-          <w:sz w:val="18"/>
-        </w:rPr>
-        <w:t xml:space="preserve">  Contact Team 1  Contact Team 2     RTF 1         RTF 2</w:t>
-      </w:r>
-    </w:p>
-    <w:p>
-      <w:pPr>
-        <w:spacing w:after="120" w:line="276" w:lineRule="auto"/>
-      </w:pPr>
-      <w:r>
-        <w:rPr>
-          <w:rFonts w:ascii="Times New Roman" w:hAnsi="Times New Roman" w:cs="Times New Roman"/>
-          <w:b w:val="0"/>
-          <w:i w:val="0"/>
-          <w:sz w:val="22"/>
-        </w:rPr>
-        <w:t>*Figure 1: Example basic organizational structure for a URVI incident response, showing the two-branch command hierarchy under Unified Command. Law enforcement Contact Groups manage threat neutralization; Rescue Groups coordinate RTF medical and extraction operations. Structure expands or contracts based on incident conditions, available resources, and Unified Command direction.*</w:t>
+          <w:i/>
+          <w:sz w:val="22"/>
+        </w:rPr>
+        <w:t>Figure 1: Example basic organizational structure for a URVI incident response, showing the two-branch command hierarchy under Unified Command. Law enforcement Contact Groups manage threat neutralization; Rescue Groups coordinate RTF medical and extraction operations. Structure expands or contracts based on incident conditions, available resources, and Unified Command direction.</w:t>
       </w:r>
     </w:p>
     <w:sectPr>

--- a/restoration_project/FINAL_DOCUMENT.docx
+++ b/restoration_project/FINAL_DOCUMENT.docx
@@ -138,6 +138,11 @@
       </w:r>
       <w:r>
         <w:fldChar w:fldCharType="end"/>
+      </w:r>
+    </w:p>
+    <w:p>
+      <w:r>
+        <w:br w:type="page"/>
       </w:r>
     </w:p>
     <w:p>
@@ -5958,16 +5963,19 @@
         <w:tblLook w:firstColumn="1" w:firstRow="1" w:lastColumn="0" w:lastRow="0" w:noHBand="0" w:noVBand="1" w:val="04A0"/>
       </w:tblPr>
       <w:tblGrid>
-        <w:gridCol w:w="2340"/>
-        <w:gridCol w:w="2340"/>
-        <w:gridCol w:w="2340"/>
-        <w:gridCol w:w="2340"/>
+        <w:gridCol w:w="1872" w:type="dxa"/>
+        <w:gridCol w:w="619" w:type="dxa"/>
+        <w:gridCol w:w="1872" w:type="dxa"/>
+        <w:gridCol w:w="619" w:type="dxa"/>
+        <w:gridCol w:w="1872" w:type="dxa"/>
+        <w:gridCol w:w="619" w:type="dxa"/>
+        <w:gridCol w:w="1872" w:type="dxa"/>
       </w:tblGrid>
       <w:tr>
         <w:tc>
           <w:tcPr>
-            <w:tcW w:type="dxa" w:w="8640"/>
-            <w:gridSpan w:val="4"/>
+            <w:tcW w:type="dxa" w:w="9345"/>
+            <w:gridSpan w:val="7"/>
             <w:shd w:val="clear" w:color="auto" w:fill="F2F2F2"/>
             <w:tcBorders>
               <w:top w:val="single" w:sz="8" w:color="8B0000"/>
@@ -6012,8 +6020,8 @@
       <w:tr>
         <w:tc>
           <w:tcPr>
-            <w:tcW w:type="dxa" w:w="8640"/>
-            <w:gridSpan w:val="4"/>
+            <w:tcW w:type="dxa" w:w="9345"/>
+            <w:gridSpan w:val="7"/>
             <w:tcBorders>
               <w:top w:val="nil"/>
               <w:left w:val="nil"/>
@@ -6042,8 +6050,8 @@
       <w:tr>
         <w:tc>
           <w:tcPr>
-            <w:tcW w:type="dxa" w:w="4320"/>
-            <w:gridSpan w:val="2"/>
+            <w:tcW w:type="dxa" w:w="4363"/>
+            <w:gridSpan w:val="3"/>
             <w:shd w:val="clear" w:color="auto" w:fill="F2F2F2"/>
             <w:tcBorders>
               <w:top w:val="single" w:sz="8" w:color="8B0000"/>
@@ -6086,8 +6094,20 @@
         </w:tc>
         <w:tc>
           <w:tcPr>
-            <w:tcW w:type="dxa" w:w="4320"/>
-            <w:gridSpan w:val="2"/>
+            <w:tcW w:type="dxa" w:w="619"/>
+            <w:tcBorders>
+              <w:top w:val="nil"/>
+              <w:left w:val="nil"/>
+              <w:bottom w:val="nil"/>
+              <w:right w:val="nil"/>
+            </w:tcBorders>
+          </w:tcPr>
+          <w:p/>
+        </w:tc>
+        <w:tc>
+          <w:tcPr>
+            <w:tcW w:type="dxa" w:w="4363"/>
+            <w:gridSpan w:val="3"/>
             <w:shd w:val="clear" w:color="auto" w:fill="F2F2F2"/>
             <w:tcBorders>
               <w:top w:val="single" w:sz="8" w:color="8B0000"/>
@@ -6132,7 +6152,7 @@
       <w:tr>
         <w:tc>
           <w:tcPr>
-            <w:tcW w:type="dxa" w:w="2160"/>
+            <w:tcW w:type="dxa" w:w="1872"/>
             <w:tcBorders>
               <w:top w:val="nil"/>
               <w:left w:val="nil"/>
@@ -6159,7 +6179,19 @@
         </w:tc>
         <w:tc>
           <w:tcPr>
-            <w:tcW w:type="dxa" w:w="2160"/>
+            <w:tcW w:type="dxa" w:w="619"/>
+            <w:tcBorders>
+              <w:top w:val="nil"/>
+              <w:left w:val="nil"/>
+              <w:bottom w:val="nil"/>
+              <w:right w:val="nil"/>
+            </w:tcBorders>
+          </w:tcPr>
+          <w:p/>
+        </w:tc>
+        <w:tc>
+          <w:tcPr>
+            <w:tcW w:type="dxa" w:w="1872"/>
             <w:tcBorders>
               <w:top w:val="nil"/>
               <w:left w:val="nil"/>
@@ -6186,7 +6218,19 @@
         </w:tc>
         <w:tc>
           <w:tcPr>
-            <w:tcW w:type="dxa" w:w="2160"/>
+            <w:tcW w:type="dxa" w:w="619"/>
+            <w:tcBorders>
+              <w:top w:val="nil"/>
+              <w:left w:val="nil"/>
+              <w:bottom w:val="nil"/>
+              <w:right w:val="nil"/>
+            </w:tcBorders>
+          </w:tcPr>
+          <w:p/>
+        </w:tc>
+        <w:tc>
+          <w:tcPr>
+            <w:tcW w:type="dxa" w:w="1872"/>
             <w:tcBorders>
               <w:top w:val="nil"/>
               <w:left w:val="nil"/>
@@ -6213,7 +6257,19 @@
         </w:tc>
         <w:tc>
           <w:tcPr>
-            <w:tcW w:type="dxa" w:w="2160"/>
+            <w:tcW w:type="dxa" w:w="619"/>
+            <w:tcBorders>
+              <w:top w:val="nil"/>
+              <w:left w:val="nil"/>
+              <w:bottom w:val="nil"/>
+              <w:right w:val="nil"/>
+            </w:tcBorders>
+          </w:tcPr>
+          <w:p/>
+        </w:tc>
+        <w:tc>
+          <w:tcPr>
+            <w:tcW w:type="dxa" w:w="1872"/>
             <w:tcBorders>
               <w:top w:val="nil"/>
               <w:left w:val="nil"/>
@@ -6242,7 +6298,7 @@
       <w:tr>
         <w:tc>
           <w:tcPr>
-            <w:tcW w:type="dxa" w:w="2160"/>
+            <w:tcW w:type="dxa" w:w="1872"/>
             <w:shd w:val="clear" w:color="auto" w:fill="F2F2F2"/>
             <w:tcBorders>
               <w:top w:val="single" w:sz="8" w:color="8B0000"/>
@@ -6270,7 +6326,19 @@
         </w:tc>
         <w:tc>
           <w:tcPr>
-            <w:tcW w:type="dxa" w:w="2160"/>
+            <w:tcW w:type="dxa" w:w="619"/>
+            <w:tcBorders>
+              <w:top w:val="nil"/>
+              <w:left w:val="nil"/>
+              <w:bottom w:val="nil"/>
+              <w:right w:val="nil"/>
+            </w:tcBorders>
+          </w:tcPr>
+          <w:p/>
+        </w:tc>
+        <w:tc>
+          <w:tcPr>
+            <w:tcW w:type="dxa" w:w="1872"/>
             <w:shd w:val="clear" w:color="auto" w:fill="F2F2F2"/>
             <w:tcBorders>
               <w:top w:val="single" w:sz="8" w:color="8B0000"/>
@@ -6298,7 +6366,19 @@
         </w:tc>
         <w:tc>
           <w:tcPr>
-            <w:tcW w:type="dxa" w:w="2160"/>
+            <w:tcW w:type="dxa" w:w="619"/>
+            <w:tcBorders>
+              <w:top w:val="nil"/>
+              <w:left w:val="nil"/>
+              <w:bottom w:val="nil"/>
+              <w:right w:val="nil"/>
+            </w:tcBorders>
+          </w:tcPr>
+          <w:p/>
+        </w:tc>
+        <w:tc>
+          <w:tcPr>
+            <w:tcW w:type="dxa" w:w="1872"/>
             <w:shd w:val="clear" w:color="auto" w:fill="F2F2F2"/>
             <w:tcBorders>
               <w:top w:val="single" w:sz="8" w:color="8B0000"/>
@@ -6326,7 +6406,19 @@
         </w:tc>
         <w:tc>
           <w:tcPr>
-            <w:tcW w:type="dxa" w:w="2160"/>
+            <w:tcW w:type="dxa" w:w="619"/>
+            <w:tcBorders>
+              <w:top w:val="nil"/>
+              <w:left w:val="nil"/>
+              <w:bottom w:val="nil"/>
+              <w:right w:val="nil"/>
+            </w:tcBorders>
+          </w:tcPr>
+          <w:p/>
+        </w:tc>
+        <w:tc>
+          <w:tcPr>
+            <w:tcW w:type="dxa" w:w="1872"/>
             <w:shd w:val="clear" w:color="auto" w:fill="F2F2F2"/>
             <w:tcBorders>
               <w:top w:val="single" w:sz="8" w:color="8B0000"/>

--- a/restoration_project/FINAL_DOCUMENT.docx
+++ b/restoration_project/FINAL_DOCUMENT.docx
@@ -895,7 +895,7 @@
           <w:i w:val="0"/>
           <w:sz w:val="22"/>
         </w:rPr>
-        <w:t>In dynamic incidents, the response tempo is at its highest. Phase 1 "Stop the Killing" dominates the early response. Law enforcement's priority is establishing Mobile Command and immediate engagement, with officers deploying toward the threat without delay. Mobile Command functions with the first officer on scene simultaneously fulfilling the incident command role while coordinating the rapid formation of Contact Teams to aggressively locate and neutralize the threat.</w:t>
+        <w:t>In dynamic incidents, the response tempo is at its highest. Phase 1 "Stop the Killing" dominates the early response. Law enforcement's priority is establishing Mobile Command and immediate engagement, with officers deploying toward the threat without delay. Mobile Command functions with the first officer on scene simultaneously fulfilling the incident command role while rapidly forming up a Contact Team(s) to aggressively locate and neutralize the threat.</w:t>
       </w:r>
     </w:p>
     <w:p>
@@ -4109,7 +4109,7 @@
           <w:i w:val="0"/>
           <w:sz w:val="22"/>
         </w:rPr>
-        <w:t>In the early phase of a critical incident, resources often arrive rapidly from across the county. The Incident Commander must manage this influx to prevent chaos. The first priority is establishing a staging area in the cold zone where incoming units report and await assignment. Without direction, uncontrolled convergence can lead to crossfire incidents, traffic gridlock, or dilution of effort. The IC will assign arriving or staged units to critical tasks: forming additional contact teams, staffing perimeter positions, securing staging areas, or preparing for RTF deployment. Effective resource management means preventing overcommitment—not every arriving officer should rush inside. Some are better used for perimeter security, traffic control, or staging management. The IC must continuously evaluate priorities and distribute personnel accordingly.</w:t>
+        <w:t>In the early phase of a critical incident, resources often arrive rapidly from across the county. The Incident Commander must manage this influx to prevent chaos. One of the initial priorities is establishing a staging area in the cold zone where incoming units report and await assignment. Without direction, uncontrolled convergence can lead to crossfire incidents, traffic gridlock, or dilution of effort. The IC will assign arriving or staged units to critical tasks: forming additional contact teams, staffing perimeter positions, securing staging areas, or preparing for RTF deployment. Effective resource management means preventing overcommitment—not every arriving officer should rush inside. Some are better used for perimeter security, traffic control, or staging management. The IC must continuously evaluate priorities and distribute personnel accordingly.</w:t>
       </w:r>
     </w:p>
     <w:p>
@@ -4140,7 +4140,7 @@
           <w:i w:val="0"/>
           <w:sz w:val="22"/>
         </w:rPr>
-        <w:t>Los Angeles County's multi-jurisdictional landscape means that significant violent incidents will draw resources from multiple agencies. Mutual aid units arriving from other jurisdictions must be seamlessly integrated into the existing Incident Command System structure. They report to staging, receive assignments from the IC, and operate under the unified plan. Pre-established mutual aid agreements and common training in ICS/NIMS principles make this integration possible.</w:t>
+        <w:t>Los Angeles County's multi-jurisdictional landscape means that significant violent incidents will draw resources from multiple agencies and disciplines. Mutual aid units arriving from other jurisdictions must be seamlessly integrated into the existing Incident Command System structure. They report to staging, receive assignments from the IC, and operate under the unified plan. Pre-established mutual aid agreements and common training in ICS/NIMS principles make this integration possible.</w:t>
       </w:r>
     </w:p>
     <w:p>
@@ -5501,6 +5501,104 @@
           <w:sz w:val="22"/>
         </w:rPr>
         <w:t xml:space="preserve"> A standardized, scalable organizational structure for managing incidents, providing clear chain of command and modular functions.</w:t>
+      </w:r>
+    </w:p>
+    <w:p>
+      <w:pPr>
+        <w:spacing w:after="120" w:line="276" w:lineRule="auto"/>
+      </w:pPr>
+      <w:r>
+        <w:rPr>
+          <w:rFonts w:ascii="Times New Roman" w:hAnsi="Times New Roman" w:cs="Times New Roman"/>
+          <w:b/>
+          <w:i w:val="0"/>
+          <w:sz w:val="22"/>
+        </w:rPr>
+        <w:t>MARCH Algorithm:</w:t>
+      </w:r>
+      <w:r>
+        <w:rPr>
+          <w:rFonts w:ascii="Times New Roman" w:hAnsi="Times New Roman" w:cs="Times New Roman"/>
+          <w:b w:val="0"/>
+          <w:i w:val="0"/>
+          <w:sz w:val="22"/>
+        </w:rPr>
+        <w:t xml:space="preserve"> The MARCH algorithm prioritizes care for injuries based on severity to prevent rapid fatality. Used primarily during the "Indirect Threat Care" (warm zone) phase of TECC. The MARCH algorithm steps:</w:t>
+      </w:r>
+    </w:p>
+    <w:p>
+      <w:pPr>
+        <w:pStyle w:val="ListBullet"/>
+        <w:spacing w:after="60"/>
+      </w:pPr>
+      <w:r>
+        <w:rPr>
+          <w:rFonts w:ascii="Times New Roman" w:hAnsi="Times New Roman" w:cs="Times New Roman"/>
+          <w:b w:val="0"/>
+          <w:i w:val="0"/>
+          <w:sz w:val="22"/>
+        </w:rPr>
+        <w:t>M — Massive Hemorrhage: control bleeding with tourniquets or wound packing.</w:t>
+      </w:r>
+    </w:p>
+    <w:p>
+      <w:pPr>
+        <w:pStyle w:val="ListBullet"/>
+        <w:spacing w:after="60"/>
+      </w:pPr>
+      <w:r>
+        <w:rPr>
+          <w:rFonts w:ascii="Times New Roman" w:hAnsi="Times New Roman" w:cs="Times New Roman"/>
+          <w:b w:val="0"/>
+          <w:i w:val="0"/>
+          <w:sz w:val="22"/>
+        </w:rPr>
+        <w:t>A — Airway: establish and maintain an open airway.</w:t>
+      </w:r>
+    </w:p>
+    <w:p>
+      <w:pPr>
+        <w:pStyle w:val="ListBullet"/>
+        <w:spacing w:after="60"/>
+      </w:pPr>
+      <w:r>
+        <w:rPr>
+          <w:rFonts w:ascii="Times New Roman" w:hAnsi="Times New Roman" w:cs="Times New Roman"/>
+          <w:b w:val="0"/>
+          <w:i w:val="0"/>
+          <w:sz w:val="22"/>
+        </w:rPr>
+        <w:t>R — Respiration: treat penetrating chest wounds with chest seals to prevent tension pneumothorax.</w:t>
+      </w:r>
+    </w:p>
+    <w:p>
+      <w:pPr>
+        <w:pStyle w:val="ListBullet"/>
+        <w:spacing w:after="60"/>
+      </w:pPr>
+      <w:r>
+        <w:rPr>
+          <w:rFonts w:ascii="Times New Roman" w:hAnsi="Times New Roman" w:cs="Times New Roman"/>
+          <w:b w:val="0"/>
+          <w:i w:val="0"/>
+          <w:sz w:val="22"/>
+        </w:rPr>
+        <w:t>C — Circulation: manage shock and reassess previous interventions.</w:t>
+      </w:r>
+    </w:p>
+    <w:p>
+      <w:pPr>
+        <w:pStyle w:val="ListBullet"/>
+        <w:spacing w:after="60"/>
+      </w:pPr>
+      <w:r>
+        <w:rPr>
+          <w:rFonts w:ascii="Times New Roman" w:hAnsi="Times New Roman" w:cs="Times New Roman"/>
+          <w:b w:val="0"/>
+          <w:i w:val="0"/>
+          <w:sz w:val="22"/>
+        </w:rPr>
+        <w:t>H — Hypothermia: prevent hypothermia and manage head injuries.</w:t>
       </w:r>
     </w:p>
     <w:p>

--- a/restoration_project/FINAL_DOCUMENT.docx
+++ b/restoration_project/FINAL_DOCUMENT.docx
@@ -287,6 +287,7 @@
     <w:p>
       <w:pPr>
         <w:spacing w:after="120" w:line="276" w:lineRule="auto"/>
+        <w:keepNext/>
       </w:pPr>
       <w:r>
         <w:rPr>
@@ -302,6 +303,7 @@
       <w:pPr>
         <w:pStyle w:val="ListBullet"/>
         <w:spacing w:after="60"/>
+        <w:keepNext/>
       </w:pPr>
       <w:r>
         <w:rPr>
@@ -326,6 +328,7 @@
       <w:pPr>
         <w:pStyle w:val="ListBullet"/>
         <w:spacing w:after="60"/>
+        <w:keepNext/>
       </w:pPr>
       <w:r>
         <w:rPr>
@@ -350,6 +353,7 @@
       <w:pPr>
         <w:pStyle w:val="ListBullet"/>
         <w:spacing w:after="60"/>
+        <w:keepNext/>
       </w:pPr>
       <w:r>
         <w:rPr>
@@ -374,6 +378,7 @@
       <w:pPr>
         <w:pStyle w:val="ListBullet"/>
         <w:spacing w:after="60"/>
+        <w:keepNext/>
       </w:pPr>
       <w:r>
         <w:rPr>
@@ -642,6 +647,7 @@
     <w:p>
       <w:pPr>
         <w:spacing w:after="120" w:line="276" w:lineRule="auto"/>
+        <w:keepNext/>
       </w:pPr>
       <w:r>
         <w:rPr>
@@ -657,6 +663,7 @@
       <w:pPr>
         <w:pStyle w:val="ListBullet"/>
         <w:spacing w:after="60"/>
+        <w:keepNext/>
       </w:pPr>
       <w:r>
         <w:rPr>
@@ -681,6 +688,7 @@
       <w:pPr>
         <w:pStyle w:val="ListBullet"/>
         <w:spacing w:after="60"/>
+        <w:keepNext/>
       </w:pPr>
       <w:r>
         <w:rPr>
@@ -705,6 +713,7 @@
       <w:pPr>
         <w:pStyle w:val="ListBullet"/>
         <w:spacing w:after="60"/>
+        <w:keepNext/>
       </w:pPr>
       <w:r>
         <w:rPr>
@@ -729,6 +738,7 @@
       <w:pPr>
         <w:pStyle w:val="ListBullet"/>
         <w:spacing w:after="60"/>
+        <w:keepNext/>
       </w:pPr>
       <w:r>
         <w:rPr>
@@ -1247,6 +1257,7 @@
       <w:pPr>
         <w:pStyle w:val="ListBullet"/>
         <w:spacing w:after="60"/>
+        <w:keepNext/>
       </w:pPr>
       <w:r>
         <w:rPr>
@@ -1271,6 +1282,7 @@
       <w:pPr>
         <w:pStyle w:val="ListBullet"/>
         <w:spacing w:after="60"/>
+        <w:keepNext/>
       </w:pPr>
       <w:r>
         <w:rPr>
@@ -1295,6 +1307,7 @@
       <w:pPr>
         <w:pStyle w:val="ListBullet"/>
         <w:spacing w:after="60"/>
+        <w:keepNext/>
       </w:pPr>
       <w:r>
         <w:rPr>
@@ -1319,6 +1332,7 @@
       <w:pPr>
         <w:pStyle w:val="ListBullet"/>
         <w:spacing w:after="60"/>
+        <w:keepNext/>
       </w:pPr>
       <w:r>
         <w:rPr>
@@ -1477,6 +1491,7 @@
       <w:pPr>
         <w:pStyle w:val="ListBullet"/>
         <w:spacing w:after="60"/>
+        <w:keepNext/>
       </w:pPr>
       <w:r>
         <w:rPr>
@@ -1501,6 +1516,7 @@
       <w:pPr>
         <w:pStyle w:val="ListBullet"/>
         <w:spacing w:after="60"/>
+        <w:keepNext/>
       </w:pPr>
       <w:r>
         <w:rPr>
@@ -1525,6 +1541,7 @@
       <w:pPr>
         <w:pStyle w:val="ListBullet"/>
         <w:spacing w:after="60"/>
+        <w:keepNext/>
       </w:pPr>
       <w:r>
         <w:rPr>
@@ -1549,6 +1566,7 @@
       <w:pPr>
         <w:pStyle w:val="ListBullet"/>
         <w:spacing w:after="60"/>
+        <w:keepNext/>
       </w:pPr>
       <w:r>
         <w:rPr>
@@ -1645,6 +1663,7 @@
       <w:pPr>
         <w:pStyle w:val="ListBullet"/>
         <w:spacing w:after="60"/>
+        <w:keepNext/>
       </w:pPr>
       <w:r>
         <w:rPr>
@@ -1669,6 +1688,7 @@
       <w:pPr>
         <w:pStyle w:val="ListBullet"/>
         <w:spacing w:after="60"/>
+        <w:keepNext/>
       </w:pPr>
       <w:r>
         <w:rPr>
@@ -1693,6 +1713,7 @@
       <w:pPr>
         <w:pStyle w:val="ListBullet"/>
         <w:spacing w:after="60"/>
+        <w:keepNext/>
       </w:pPr>
       <w:r>
         <w:rPr>
@@ -1717,6 +1738,7 @@
       <w:pPr>
         <w:pStyle w:val="ListBullet"/>
         <w:spacing w:after="60"/>
+        <w:keepNext/>
       </w:pPr>
       <w:r>
         <w:rPr>
@@ -1943,6 +1965,7 @@
       <w:pPr>
         <w:pStyle w:val="ListBullet"/>
         <w:spacing w:after="60"/>
+        <w:keepNext/>
       </w:pPr>
       <w:r>
         <w:rPr>
@@ -1967,6 +1990,7 @@
       <w:pPr>
         <w:pStyle w:val="ListBullet"/>
         <w:spacing w:after="60"/>
+        <w:keepNext/>
       </w:pPr>
       <w:r>
         <w:rPr>
@@ -1991,6 +2015,7 @@
       <w:pPr>
         <w:pStyle w:val="ListBullet"/>
         <w:spacing w:after="60"/>
+        <w:keepNext/>
       </w:pPr>
       <w:r>
         <w:rPr>
@@ -2149,6 +2174,7 @@
       <w:pPr>
         <w:pStyle w:val="ListBullet"/>
         <w:spacing w:after="60"/>
+        <w:keepNext/>
       </w:pPr>
       <w:r>
         <w:rPr>
@@ -2173,6 +2199,7 @@
       <w:pPr>
         <w:pStyle w:val="ListBullet"/>
         <w:spacing w:after="60"/>
+        <w:keepNext/>
       </w:pPr>
       <w:r>
         <w:rPr>
@@ -2197,6 +2224,7 @@
       <w:pPr>
         <w:pStyle w:val="ListBullet"/>
         <w:spacing w:after="60"/>
+        <w:keepNext/>
       </w:pPr>
       <w:r>
         <w:rPr>
@@ -2221,6 +2249,7 @@
       <w:pPr>
         <w:pStyle w:val="ListBullet"/>
         <w:spacing w:after="60"/>
+        <w:keepNext/>
       </w:pPr>
       <w:r>
         <w:rPr>
@@ -2352,6 +2381,7 @@
       <w:pPr>
         <w:pStyle w:val="ListBullet"/>
         <w:spacing w:after="60"/>
+        <w:keepNext/>
       </w:pPr>
       <w:r>
         <w:rPr>
@@ -2367,6 +2397,7 @@
       <w:pPr>
         <w:pStyle w:val="ListBullet"/>
         <w:spacing w:after="60"/>
+        <w:keepNext/>
       </w:pPr>
       <w:r>
         <w:rPr>
@@ -2382,6 +2413,7 @@
       <w:pPr>
         <w:pStyle w:val="ListBullet"/>
         <w:spacing w:after="60"/>
+        <w:keepNext/>
       </w:pPr>
       <w:r>
         <w:rPr>
@@ -2397,6 +2429,7 @@
       <w:pPr>
         <w:pStyle w:val="ListBullet"/>
         <w:spacing w:after="60"/>
+        <w:keepNext/>
       </w:pPr>
       <w:r>
         <w:rPr>
@@ -2412,6 +2445,7 @@
       <w:pPr>
         <w:pStyle w:val="ListBullet"/>
         <w:spacing w:after="60"/>
+        <w:keepNext/>
       </w:pPr>
       <w:r>
         <w:rPr>
@@ -2551,6 +2585,7 @@
     <w:p>
       <w:pPr>
         <w:spacing w:after="120" w:line="276" w:lineRule="auto"/>
+        <w:keepNext/>
       </w:pPr>
       <w:r>
         <w:rPr>
@@ -2566,6 +2601,7 @@
       <w:pPr>
         <w:pStyle w:val="ListBullet"/>
         <w:spacing w:after="60"/>
+        <w:keepNext/>
       </w:pPr>
       <w:r>
         <w:rPr>
@@ -2581,6 +2617,7 @@
       <w:pPr>
         <w:pStyle w:val="ListBullet"/>
         <w:spacing w:after="60"/>
+        <w:keepNext/>
       </w:pPr>
       <w:r>
         <w:rPr>
@@ -2596,6 +2633,7 @@
       <w:pPr>
         <w:pStyle w:val="ListBullet"/>
         <w:spacing w:after="60"/>
+        <w:keepNext/>
       </w:pPr>
       <w:r>
         <w:rPr>
@@ -2611,6 +2649,7 @@
       <w:pPr>
         <w:pStyle w:val="ListBullet"/>
         <w:spacing w:after="60"/>
+        <w:keepNext/>
       </w:pPr>
       <w:r>
         <w:rPr>
@@ -2953,6 +2992,7 @@
       <w:pPr>
         <w:pStyle w:val="ListBullet"/>
         <w:spacing w:after="60"/>
+        <w:keepNext/>
       </w:pPr>
       <w:r>
         <w:rPr>
@@ -2968,6 +3008,7 @@
       <w:pPr>
         <w:pStyle w:val="ListBullet"/>
         <w:spacing w:after="60"/>
+        <w:keepNext/>
       </w:pPr>
       <w:r>
         <w:rPr>
@@ -2983,6 +3024,7 @@
       <w:pPr>
         <w:pStyle w:val="ListBullet"/>
         <w:spacing w:after="60"/>
+        <w:keepNext/>
       </w:pPr>
       <w:r>
         <w:rPr>
@@ -2998,6 +3040,7 @@
       <w:pPr>
         <w:pStyle w:val="ListBullet"/>
         <w:spacing w:after="60"/>
+        <w:keepNext/>
       </w:pPr>
       <w:r>
         <w:rPr>
@@ -3308,6 +3351,7 @@
       <w:pPr>
         <w:pStyle w:val="ListBullet"/>
         <w:spacing w:after="60"/>
+        <w:keepNext/>
       </w:pPr>
       <w:r>
         <w:rPr>
@@ -3323,6 +3367,7 @@
       <w:pPr>
         <w:pStyle w:val="ListBullet"/>
         <w:spacing w:after="60"/>
+        <w:keepNext/>
       </w:pPr>
       <w:r>
         <w:rPr>
@@ -3338,6 +3383,7 @@
       <w:pPr>
         <w:pStyle w:val="ListBullet"/>
         <w:spacing w:after="60"/>
+        <w:keepNext/>
       </w:pPr>
       <w:r>
         <w:rPr>
@@ -3353,6 +3399,7 @@
       <w:pPr>
         <w:pStyle w:val="ListBullet"/>
         <w:spacing w:after="60"/>
+        <w:keepNext/>
       </w:pPr>
       <w:r>
         <w:rPr>
@@ -3399,6 +3446,7 @@
     <w:p>
       <w:pPr>
         <w:spacing w:after="120" w:line="276" w:lineRule="auto"/>
+        <w:keepNext/>
       </w:pPr>
       <w:r>
         <w:rPr>
@@ -3414,6 +3462,7 @@
       <w:pPr>
         <w:pStyle w:val="ListBullet"/>
         <w:spacing w:after="60"/>
+        <w:keepNext/>
       </w:pPr>
       <w:r>
         <w:rPr>
@@ -3429,6 +3478,7 @@
       <w:pPr>
         <w:pStyle w:val="ListBullet"/>
         <w:spacing w:after="60"/>
+        <w:keepNext/>
       </w:pPr>
       <w:r>
         <w:rPr>
@@ -3444,6 +3494,7 @@
       <w:pPr>
         <w:pStyle w:val="ListBullet"/>
         <w:spacing w:after="60"/>
+        <w:keepNext/>
       </w:pPr>
       <w:r>
         <w:rPr>
@@ -5103,6 +5154,7 @@
       <w:pPr>
         <w:spacing w:after="60"/>
         <w:ind w:left="360" w:hanging="360"/>
+        <w:keepNext/>
       </w:pPr>
       <w:r>
         <w:rPr>
@@ -5127,6 +5179,7 @@
       <w:pPr>
         <w:spacing w:after="60"/>
         <w:ind w:left="360" w:hanging="360"/>
+        <w:keepNext/>
       </w:pPr>
       <w:r>
         <w:rPr>
@@ -5151,6 +5204,7 @@
       <w:pPr>
         <w:spacing w:after="60"/>
         <w:ind w:left="360" w:hanging="360"/>
+        <w:keepNext/>
       </w:pPr>
       <w:r>
         <w:rPr>
@@ -5215,6 +5269,7 @@
       <w:pPr>
         <w:spacing w:after="60"/>
         <w:ind w:left="360" w:hanging="360"/>
+        <w:keepNext/>
       </w:pPr>
       <w:r>
         <w:rPr>
@@ -5239,6 +5294,7 @@
       <w:pPr>
         <w:spacing w:after="60"/>
         <w:ind w:left="360" w:hanging="360"/>
+        <w:keepNext/>
       </w:pPr>
       <w:r>
         <w:rPr>
@@ -5263,6 +5319,7 @@
       <w:pPr>
         <w:spacing w:after="60"/>
         <w:ind w:left="360" w:hanging="360"/>
+        <w:keepNext/>
       </w:pPr>
       <w:r>
         <w:rPr>
@@ -5506,6 +5563,7 @@
     <w:p>
       <w:pPr>
         <w:spacing w:after="120" w:line="276" w:lineRule="auto"/>
+        <w:keepNext/>
       </w:pPr>
       <w:r>
         <w:rPr>
@@ -5530,6 +5588,7 @@
       <w:pPr>
         <w:pStyle w:val="ListBullet"/>
         <w:spacing w:after="60"/>
+        <w:keepNext/>
       </w:pPr>
       <w:r>
         <w:rPr>
@@ -5545,6 +5604,7 @@
       <w:pPr>
         <w:pStyle w:val="ListBullet"/>
         <w:spacing w:after="60"/>
+        <w:keepNext/>
       </w:pPr>
       <w:r>
         <w:rPr>
@@ -5560,6 +5620,7 @@
       <w:pPr>
         <w:pStyle w:val="ListBullet"/>
         <w:spacing w:after="60"/>
+        <w:keepNext/>
       </w:pPr>
       <w:r>
         <w:rPr>
@@ -5575,6 +5636,7 @@
       <w:pPr>
         <w:pStyle w:val="ListBullet"/>
         <w:spacing w:after="60"/>
+        <w:keepNext/>
       </w:pPr>
       <w:r>
         <w:rPr>
